--- a/golden/uart/docs/word/08-设计评审记录.docx
+++ b/golden/uart/docs/word/08-设计评审记录.docx
@@ -45,7 +45,7 @@
             <w:r/>
             <w:r>
               <w:rPr>
-                <w:rFonts w:ascii="FangSong_GB2312" w:hAnsi="FangSong_GB2312" w:eastAsia="FangSong_GB2312" w:cs="FangSong_GB2312"/>
+                <w:rFonts w:ascii="Songti SC" w:hAnsi="Songti SC" w:eastAsia="Songti SC" w:cs="Songti SC"/>
                 <w:b/>
                 <w:sz w:val="18"/>
               </w:rPr>
@@ -72,7 +72,7 @@
             <w:r/>
             <w:r>
               <w:rPr>
-                <w:rFonts w:ascii="FangSong_GB2312" w:hAnsi="FangSong_GB2312" w:eastAsia="FangSong_GB2312" w:cs="FangSong_GB2312"/>
+                <w:rFonts w:ascii="Songti SC" w:hAnsi="Songti SC" w:eastAsia="Songti SC" w:cs="Songti SC"/>
                 <w:b/>
                 <w:sz w:val="18"/>
               </w:rPr>
@@ -100,7 +100,7 @@
             <w:r/>
             <w:r>
               <w:rPr>
-                <w:rFonts w:ascii="FangSong_GB2312" w:hAnsi="FangSong_GB2312" w:eastAsia="FangSong_GB2312" w:cs="FangSong_GB2312"/>
+                <w:rFonts w:ascii="Songti SC" w:hAnsi="Songti SC" w:eastAsia="Songti SC" w:cs="Songti SC"/>
                 <w:b w:val="0"/>
                 <w:sz w:val="18"/>
               </w:rPr>
@@ -126,11 +126,11 @@
             <w:r/>
             <w:r>
               <w:rPr>
-                <w:rFonts w:ascii="FangSong_GB2312" w:hAnsi="FangSong_GB2312" w:eastAsia="FangSong_GB2312" w:cs="FangSong_GB2312"/>
+                <w:rFonts w:ascii="Songti SC" w:hAnsi="Songti SC" w:eastAsia="Songti SC" w:cs="Songti SC"/>
                 <w:b w:val="0"/>
                 <w:sz w:val="18"/>
               </w:rPr>
-              <w:t>UART-DOC-008 / v2.3 candidate self-review</w:t>
+              <w:t>UART-DOC-008 / v2.5 candidate self-review</w:t>
             </w:r>
           </w:p>
         </w:tc>
@@ -154,7 +154,7 @@
             <w:r/>
             <w:r>
               <w:rPr>
-                <w:rFonts w:ascii="FangSong_GB2312" w:hAnsi="FangSong_GB2312" w:eastAsia="FangSong_GB2312" w:cs="FangSong_GB2312"/>
+                <w:rFonts w:ascii="Songti SC" w:hAnsi="Songti SC" w:eastAsia="Songti SC" w:cs="Songti SC"/>
                 <w:b w:val="0"/>
                 <w:sz w:val="18"/>
               </w:rPr>
@@ -180,7 +180,7 @@
             <w:r/>
             <w:r>
               <w:rPr>
-                <w:rFonts w:ascii="FangSong_GB2312" w:hAnsi="FangSong_GB2312" w:eastAsia="FangSong_GB2312" w:cs="FangSong_GB2312"/>
+                <w:rFonts w:ascii="Songti SC" w:hAnsi="Songti SC" w:eastAsia="Songti SC" w:cs="Songti SC"/>
                 <w:b w:val="0"/>
                 <w:sz w:val="18"/>
               </w:rPr>
@@ -208,7 +208,7 @@
             <w:r/>
             <w:r>
               <w:rPr>
-                <w:rFonts w:ascii="FangSong_GB2312" w:hAnsi="FangSong_GB2312" w:eastAsia="FangSong_GB2312" w:cs="FangSong_GB2312"/>
+                <w:rFonts w:ascii="Songti SC" w:hAnsi="Songti SC" w:eastAsia="Songti SC" w:cs="Songti SC"/>
                 <w:b w:val="0"/>
                 <w:sz w:val="18"/>
               </w:rPr>
@@ -234,11 +234,11 @@
             <w:r/>
             <w:r>
               <w:rPr>
-                <w:rFonts w:ascii="FangSong_GB2312" w:hAnsi="FangSong_GB2312" w:eastAsia="FangSong_GB2312" w:cs="FangSong_GB2312"/>
+                <w:rFonts w:ascii="Songti SC" w:hAnsi="Songti SC" w:eastAsia="Songti SC" w:cs="Songti SC"/>
                 <w:b w:val="0"/>
                 <w:sz w:val="18"/>
               </w:rPr>
-              <w:t>2026-08-27</w:t>
+              <w:t>2026-08-28</w:t>
             </w:r>
           </w:p>
         </w:tc>
@@ -262,7 +262,7 @@
             <w:r/>
             <w:r>
               <w:rPr>
-                <w:rFonts w:ascii="FangSong_GB2312" w:hAnsi="FangSong_GB2312" w:eastAsia="FangSong_GB2312" w:cs="FangSong_GB2312"/>
+                <w:rFonts w:ascii="Songti SC" w:hAnsi="Songti SC" w:eastAsia="Songti SC" w:cs="Songti SC"/>
                 <w:b w:val="0"/>
                 <w:sz w:val="18"/>
               </w:rPr>
@@ -288,7 +288,7 @@
             <w:r/>
             <w:r>
               <w:rPr>
-                <w:rFonts w:ascii="FangSong_GB2312" w:hAnsi="FangSong_GB2312" w:eastAsia="FangSong_GB2312" w:cs="FangSong_GB2312"/>
+                <w:rFonts w:ascii="Songti SC" w:hAnsi="Songti SC" w:eastAsia="Songti SC" w:cs="Songti SC"/>
                 <w:b w:val="0"/>
                 <w:sz w:val="18"/>
               </w:rPr>
@@ -316,7 +316,7 @@
             <w:r/>
             <w:r>
               <w:rPr>
-                <w:rFonts w:ascii="FangSong_GB2312" w:hAnsi="FangSong_GB2312" w:eastAsia="FangSong_GB2312" w:cs="FangSong_GB2312"/>
+                <w:rFonts w:ascii="Songti SC" w:hAnsi="Songti SC" w:eastAsia="Songti SC" w:cs="Songti SC"/>
                 <w:b w:val="0"/>
                 <w:sz w:val="18"/>
               </w:rPr>
@@ -342,7 +342,7 @@
             <w:r/>
             <w:r>
               <w:rPr>
-                <w:rFonts w:ascii="FangSong_GB2312" w:hAnsi="FangSong_GB2312" w:eastAsia="FangSong_GB2312" w:cs="FangSong_GB2312"/>
+                <w:rFonts w:ascii="Songti SC" w:hAnsi="Songti SC" w:eastAsia="Songti SC" w:cs="Songti SC"/>
                 <w:b w:val="0"/>
                 <w:sz w:val="18"/>
               </w:rPr>
@@ -370,7 +370,7 @@
             <w:r/>
             <w:r>
               <w:rPr>
-                <w:rFonts w:ascii="FangSong_GB2312" w:hAnsi="FangSong_GB2312" w:eastAsia="FangSong_GB2312" w:cs="FangSong_GB2312"/>
+                <w:rFonts w:ascii="Songti SC" w:hAnsi="Songti SC" w:eastAsia="Songti SC" w:cs="Songti SC"/>
                 <w:b w:val="0"/>
                 <w:sz w:val="18"/>
               </w:rPr>
@@ -396,7 +396,7 @@
             <w:r/>
             <w:r>
               <w:rPr>
-                <w:rFonts w:ascii="FangSong_GB2312" w:hAnsi="FangSong_GB2312" w:eastAsia="FangSong_GB2312" w:cs="FangSong_GB2312"/>
+                <w:rFonts w:ascii="Songti SC" w:hAnsi="Songti SC" w:eastAsia="Songti SC" w:cs="Songti SC"/>
                 <w:b w:val="0"/>
                 <w:sz w:val="18"/>
               </w:rPr>
@@ -461,7 +461,7 @@
             <w:r/>
             <w:r>
               <w:rPr>
-                <w:rFonts w:ascii="FangSong_GB2312" w:hAnsi="FangSong_GB2312" w:eastAsia="FangSong_GB2312" w:cs="FangSong_GB2312"/>
+                <w:rFonts w:ascii="Songti SC" w:hAnsi="Songti SC" w:eastAsia="Songti SC" w:cs="Songti SC"/>
                 <w:b/>
                 <w:sz w:val="18"/>
               </w:rPr>
@@ -488,7 +488,7 @@
             <w:r/>
             <w:r>
               <w:rPr>
-                <w:rFonts w:ascii="FangSong_GB2312" w:hAnsi="FangSong_GB2312" w:eastAsia="FangSong_GB2312" w:cs="FangSong_GB2312"/>
+                <w:rFonts w:ascii="Songti SC" w:hAnsi="Songti SC" w:eastAsia="Songti SC" w:cs="Songti SC"/>
                 <w:b/>
                 <w:sz w:val="18"/>
               </w:rPr>
@@ -515,7 +515,7 @@
             <w:r/>
             <w:r>
               <w:rPr>
-                <w:rFonts w:ascii="FangSong_GB2312" w:hAnsi="FangSong_GB2312" w:eastAsia="FangSong_GB2312" w:cs="FangSong_GB2312"/>
+                <w:rFonts w:ascii="Songti SC" w:hAnsi="Songti SC" w:eastAsia="Songti SC" w:cs="Songti SC"/>
                 <w:b/>
                 <w:sz w:val="18"/>
               </w:rPr>
@@ -542,7 +542,7 @@
             <w:r/>
             <w:r>
               <w:rPr>
-                <w:rFonts w:ascii="FangSong_GB2312" w:hAnsi="FangSong_GB2312" w:eastAsia="FangSong_GB2312" w:cs="FangSong_GB2312"/>
+                <w:rFonts w:ascii="Songti SC" w:hAnsi="Songti SC" w:eastAsia="Songti SC" w:cs="Songti SC"/>
                 <w:b/>
                 <w:sz w:val="18"/>
               </w:rPr>
@@ -570,11 +570,11 @@
             <w:r/>
             <w:r>
               <w:rPr>
-                <w:rFonts w:ascii="FangSong_GB2312" w:hAnsi="FangSong_GB2312" w:eastAsia="FangSong_GB2312" w:cs="FangSong_GB2312"/>
+                <w:rFonts w:ascii="Songti SC" w:hAnsi="Songti SC" w:eastAsia="Songti SC" w:cs="Songti SC"/>
                 <w:b w:val="0"/>
                 <w:sz w:val="18"/>
               </w:rPr>
-              <w:t>v2.3 candidate</w:t>
+              <w:t>v2.5 candidate</w:t>
             </w:r>
           </w:p>
         </w:tc>
@@ -596,11 +596,11 @@
             <w:r/>
             <w:r>
               <w:rPr>
-                <w:rFonts w:ascii="FangSong_GB2312" w:hAnsi="FangSong_GB2312" w:eastAsia="FangSong_GB2312" w:cs="FangSong_GB2312"/>
+                <w:rFonts w:ascii="Songti SC" w:hAnsi="Songti SC" w:eastAsia="Songti SC" w:cs="Songti SC"/>
                 <w:b w:val="0"/>
                 <w:sz w:val="18"/>
               </w:rPr>
-              <w:t>2026-08-27</w:t>
+              <w:t>2026-08-28</w:t>
             </w:r>
           </w:p>
         </w:tc>
@@ -622,11 +622,11 @@
             <w:r/>
             <w:r>
               <w:rPr>
-                <w:rFonts w:ascii="FangSong_GB2312" w:hAnsi="FangSong_GB2312" w:eastAsia="FangSong_GB2312" w:cs="FangSong_GB2312"/>
+                <w:rFonts w:ascii="Songti SC" w:hAnsi="Songti SC" w:eastAsia="Songti SC" w:cs="Songti SC"/>
                 <w:b w:val="0"/>
                 <w:sz w:val="18"/>
               </w:rPr>
-              <w:t>纳入 XC7VX690T、板载 USB-UART/板级包装、115200、中等保证和全角色决策；补齐 22 类 Word 候选结构并登记新阻断</w:t>
+              <w:t>关闭修订后 DIFF_SSTL15 实现重跑问题，纳入 Mac→66 直连 transport/effective-config 与全新动态/静态/预码流证据；保留独立评审、覆盖、码流和板测阻断</w:t>
             </w:r>
           </w:p>
         </w:tc>
@@ -648,7 +648,7 @@
             <w:r/>
             <w:r>
               <w:rPr>
-                <w:rFonts w:ascii="FangSong_GB2312" w:hAnsi="FangSong_GB2312" w:eastAsia="FangSong_GB2312" w:cs="FangSong_GB2312"/>
+                <w:rFonts w:ascii="Songti SC" w:hAnsi="Songti SC" w:eastAsia="Songti SC" w:cs="Songti SC"/>
                 <w:b w:val="0"/>
                 <w:sz w:val="18"/>
               </w:rPr>
@@ -676,11 +676,11 @@
             <w:r/>
             <w:r>
               <w:rPr>
-                <w:rFonts w:ascii="FangSong_GB2312" w:hAnsi="FangSong_GB2312" w:eastAsia="FangSong_GB2312" w:cs="FangSong_GB2312"/>
+                <w:rFonts w:ascii="Songti SC" w:hAnsi="Songti SC" w:eastAsia="Songti SC" w:cs="Songti SC"/>
                 <w:b w:val="0"/>
                 <w:sz w:val="18"/>
               </w:rPr>
-              <w:t>v2.2 candidate</w:t>
+              <w:t>v2.4 candidate</w:t>
             </w:r>
           </w:p>
         </w:tc>
@@ -702,11 +702,11 @@
             <w:r/>
             <w:r>
               <w:rPr>
-                <w:rFonts w:ascii="FangSong_GB2312" w:hAnsi="FangSong_GB2312" w:eastAsia="FangSong_GB2312" w:cs="FangSong_GB2312"/>
+                <w:rFonts w:ascii="Songti SC" w:hAnsi="Songti SC" w:eastAsia="Songti SC" w:cs="Songti SC"/>
                 <w:b w:val="0"/>
                 <w:sz w:val="18"/>
               </w:rPr>
-              <w:t>2026-08-26</w:t>
+              <w:t>2026-08-27</w:t>
             </w:r>
           </w:p>
         </w:tc>
@@ -728,11 +728,11 @@
             <w:r/>
             <w:r>
               <w:rPr>
-                <w:rFonts w:ascii="FangSong_GB2312" w:hAnsi="FangSong_GB2312" w:eastAsia="FangSong_GB2312" w:cs="FangSong_GB2312"/>
+                <w:rFonts w:ascii="Songti SC" w:hAnsi="Songti SC" w:eastAsia="Songti SC" w:cs="Songti SC"/>
                 <w:b w:val="0"/>
                 <w:sz w:val="18"/>
               </w:rPr>
-              <w:t>纳入术语、通用开发、配置管理和 PLDS 测试标准参考，纠正材料来源级别和剩余标准阻断</w:t>
+              <w:t>关闭精确 part、XTP213/Master XDC 交叉核对、板级候选实现、9600/115200、methodology/CDC/DRC/STA 探索性技术问题；保留修订后实现重跑、实物修订、覆盖、独立评审、码流和板测阻断</w:t>
             </w:r>
           </w:p>
         </w:tc>
@@ -754,7 +754,7 @@
             <w:r/>
             <w:r>
               <w:rPr>
-                <w:rFonts w:ascii="FangSong_GB2312" w:hAnsi="FangSong_GB2312" w:eastAsia="FangSong_GB2312" w:cs="FangSong_GB2312"/>
+                <w:rFonts w:ascii="Songti SC" w:hAnsi="Songti SC" w:eastAsia="Songti SC" w:cs="Songti SC"/>
                 <w:b w:val="0"/>
                 <w:sz w:val="18"/>
               </w:rPr>
@@ -782,11 +782,11 @@
             <w:r/>
             <w:r>
               <w:rPr>
-                <w:rFonts w:ascii="FangSong_GB2312" w:hAnsi="FangSong_GB2312" w:eastAsia="FangSong_GB2312" w:cs="FangSong_GB2312"/>
+                <w:rFonts w:ascii="Songti SC" w:hAnsi="Songti SC" w:eastAsia="Songti SC" w:cs="Songti SC"/>
                 <w:b w:val="0"/>
                 <w:sz w:val="18"/>
               </w:rPr>
-              <w:t>v2.1 candidate</w:t>
+              <w:t>v2.3 candidate</w:t>
             </w:r>
           </w:p>
         </w:tc>
@@ -808,11 +808,11 @@
             <w:r/>
             <w:r>
               <w:rPr>
-                <w:rFonts w:ascii="FangSong_GB2312" w:hAnsi="FangSong_GB2312" w:eastAsia="FangSong_GB2312" w:cs="FangSong_GB2312"/>
+                <w:rFonts w:ascii="Songti SC" w:hAnsi="Songti SC" w:eastAsia="Songti SC" w:cs="Songti SC"/>
                 <w:b w:val="0"/>
                 <w:sz w:val="18"/>
               </w:rPr>
-              <w:t>2026-08-26</w:t>
+              <w:t>2026-08-27</w:t>
             </w:r>
           </w:p>
         </w:tc>
@@ -834,11 +834,11 @@
             <w:r/>
             <w:r>
               <w:rPr>
-                <w:rFonts w:ascii="FangSong_GB2312" w:hAnsi="FangSong_GB2312" w:eastAsia="FangSong_GB2312" w:cs="FangSong_GB2312"/>
+                <w:rFonts w:ascii="Songti SC" w:hAnsi="Songti SC" w:eastAsia="Songti SC" w:cs="Songti SC"/>
                 <w:b w:val="0"/>
                 <w:sz w:val="18"/>
               </w:rPr>
-              <w:t>纳入 GJB 438B-2009 完整扫描件、校读转写及自动完整性检查，更新剩余标准阻断</w:t>
+              <w:t>纳入 XC7VX690T、板载 USB-UART/板级包装、115200、中等保证和全角色决策；补齐 22 类 Word 候选结构并登记新阻断</w:t>
             </w:r>
           </w:p>
         </w:tc>
@@ -860,7 +860,7 @@
             <w:r/>
             <w:r>
               <w:rPr>
-                <w:rFonts w:ascii="FangSong_GB2312" w:hAnsi="FangSong_GB2312" w:eastAsia="FangSong_GB2312" w:cs="FangSong_GB2312"/>
+                <w:rFonts w:ascii="Songti SC" w:hAnsi="Songti SC" w:eastAsia="Songti SC" w:cs="Songti SC"/>
                 <w:b w:val="0"/>
                 <w:sz w:val="18"/>
               </w:rPr>
@@ -888,7 +888,219 @@
             <w:r/>
             <w:r>
               <w:rPr>
-                <w:rFonts w:ascii="FangSong_GB2312" w:hAnsi="FangSong_GB2312" w:eastAsia="FangSong_GB2312" w:cs="FangSong_GB2312"/>
+                <w:rFonts w:ascii="Songti SC" w:hAnsi="Songti SC" w:eastAsia="Songti SC" w:cs="Songti SC"/>
+                <w:b w:val="0"/>
+                <w:sz w:val="18"/>
+              </w:rPr>
+              <w:t>v2.2 candidate</w:t>
+            </w:r>
+          </w:p>
+        </w:tc>
+        <w:tc>
+          <w:tcPr>
+            <w:tcW w:type="dxa" w:w="1805"/>
+            <w:vAlign w:val="center"/>
+            <w:tcMar>
+              <w:top w:w="80" w:type="dxa"/>
+              <w:start w:w="120" w:type="dxa"/>
+              <w:bottom w:w="80" w:type="dxa"/>
+              <w:end w:w="120" w:type="dxa"/>
+            </w:tcMar>
+          </w:tcPr>
+          <w:p>
+            <w:pPr>
+              <w:spacing w:after="0"/>
+            </w:pPr>
+            <w:r/>
+            <w:r>
+              <w:rPr>
+                <w:rFonts w:ascii="Songti SC" w:hAnsi="Songti SC" w:eastAsia="Songti SC" w:cs="Songti SC"/>
+                <w:b w:val="0"/>
+                <w:sz w:val="18"/>
+              </w:rPr>
+              <w:t>2026-08-26</w:t>
+            </w:r>
+          </w:p>
+        </w:tc>
+        <w:tc>
+          <w:tcPr>
+            <w:tcW w:type="dxa" w:w="4059"/>
+            <w:vAlign w:val="center"/>
+            <w:tcMar>
+              <w:top w:w="80" w:type="dxa"/>
+              <w:start w:w="120" w:type="dxa"/>
+              <w:bottom w:w="80" w:type="dxa"/>
+              <w:end w:w="120" w:type="dxa"/>
+            </w:tcMar>
+          </w:tcPr>
+          <w:p>
+            <w:pPr>
+              <w:spacing w:after="0"/>
+            </w:pPr>
+            <w:r/>
+            <w:r>
+              <w:rPr>
+                <w:rFonts w:ascii="Songti SC" w:hAnsi="Songti SC" w:eastAsia="Songti SC" w:cs="Songti SC"/>
+                <w:b w:val="0"/>
+                <w:sz w:val="18"/>
+              </w:rPr>
+              <w:t>纳入术语、通用开发、配置管理和 PLDS 测试标准参考，纠正材料来源级别和剩余标准阻断</w:t>
+            </w:r>
+          </w:p>
+        </w:tc>
+        <w:tc>
+          <w:tcPr>
+            <w:tcW w:type="dxa" w:w="1807"/>
+            <w:vAlign w:val="center"/>
+            <w:tcMar>
+              <w:top w:w="80" w:type="dxa"/>
+              <w:start w:w="120" w:type="dxa"/>
+              <w:bottom w:w="80" w:type="dxa"/>
+              <w:end w:w="120" w:type="dxa"/>
+            </w:tcMar>
+          </w:tcPr>
+          <w:p>
+            <w:pPr>
+              <w:spacing w:after="0"/>
+            </w:pPr>
+            <w:r/>
+            <w:r>
+              <w:rPr>
+                <w:rFonts w:ascii="Songti SC" w:hAnsi="Songti SC" w:eastAsia="Songti SC" w:cs="Songti SC"/>
+                <w:b w:val="0"/>
+                <w:sz w:val="18"/>
+              </w:rPr>
+              <w:t>Agent 辅助拟制，待授权角色确认</w:t>
+            </w:r>
+          </w:p>
+        </w:tc>
+      </w:tr>
+      <w:tr>
+        <w:tc>
+          <w:tcPr>
+            <w:tcW w:type="dxa" w:w="1354"/>
+            <w:vAlign w:val="center"/>
+            <w:tcMar>
+              <w:top w:w="80" w:type="dxa"/>
+              <w:start w:w="120" w:type="dxa"/>
+              <w:bottom w:w="80" w:type="dxa"/>
+              <w:end w:w="120" w:type="dxa"/>
+            </w:tcMar>
+          </w:tcPr>
+          <w:p>
+            <w:pPr>
+              <w:spacing w:after="0"/>
+            </w:pPr>
+            <w:r/>
+            <w:r>
+              <w:rPr>
+                <w:rFonts w:ascii="Songti SC" w:hAnsi="Songti SC" w:eastAsia="Songti SC" w:cs="Songti SC"/>
+                <w:b w:val="0"/>
+                <w:sz w:val="18"/>
+              </w:rPr>
+              <w:t>v2.1 candidate</w:t>
+            </w:r>
+          </w:p>
+        </w:tc>
+        <w:tc>
+          <w:tcPr>
+            <w:tcW w:type="dxa" w:w="1805"/>
+            <w:vAlign w:val="center"/>
+            <w:tcMar>
+              <w:top w:w="80" w:type="dxa"/>
+              <w:start w:w="120" w:type="dxa"/>
+              <w:bottom w:w="80" w:type="dxa"/>
+              <w:end w:w="120" w:type="dxa"/>
+            </w:tcMar>
+          </w:tcPr>
+          <w:p>
+            <w:pPr>
+              <w:spacing w:after="0"/>
+            </w:pPr>
+            <w:r/>
+            <w:r>
+              <w:rPr>
+                <w:rFonts w:ascii="Songti SC" w:hAnsi="Songti SC" w:eastAsia="Songti SC" w:cs="Songti SC"/>
+                <w:b w:val="0"/>
+                <w:sz w:val="18"/>
+              </w:rPr>
+              <w:t>2026-08-26</w:t>
+            </w:r>
+          </w:p>
+        </w:tc>
+        <w:tc>
+          <w:tcPr>
+            <w:tcW w:type="dxa" w:w="4059"/>
+            <w:vAlign w:val="center"/>
+            <w:tcMar>
+              <w:top w:w="80" w:type="dxa"/>
+              <w:start w:w="120" w:type="dxa"/>
+              <w:bottom w:w="80" w:type="dxa"/>
+              <w:end w:w="120" w:type="dxa"/>
+            </w:tcMar>
+          </w:tcPr>
+          <w:p>
+            <w:pPr>
+              <w:spacing w:after="0"/>
+            </w:pPr>
+            <w:r/>
+            <w:r>
+              <w:rPr>
+                <w:rFonts w:ascii="Songti SC" w:hAnsi="Songti SC" w:eastAsia="Songti SC" w:cs="Songti SC"/>
+                <w:b w:val="0"/>
+                <w:sz w:val="18"/>
+              </w:rPr>
+              <w:t>纳入 GJB 438B-2009 完整扫描件、校读转写及自动完整性检查，更新剩余标准阻断</w:t>
+            </w:r>
+          </w:p>
+        </w:tc>
+        <w:tc>
+          <w:tcPr>
+            <w:tcW w:type="dxa" w:w="1807"/>
+            <w:vAlign w:val="center"/>
+            <w:tcMar>
+              <w:top w:w="80" w:type="dxa"/>
+              <w:start w:w="120" w:type="dxa"/>
+              <w:bottom w:w="80" w:type="dxa"/>
+              <w:end w:w="120" w:type="dxa"/>
+            </w:tcMar>
+          </w:tcPr>
+          <w:p>
+            <w:pPr>
+              <w:spacing w:after="0"/>
+            </w:pPr>
+            <w:r/>
+            <w:r>
+              <w:rPr>
+                <w:rFonts w:ascii="Songti SC" w:hAnsi="Songti SC" w:eastAsia="Songti SC" w:cs="Songti SC"/>
+                <w:b w:val="0"/>
+                <w:sz w:val="18"/>
+              </w:rPr>
+              <w:t>Agent 辅助拟制，待授权角色确认</w:t>
+            </w:r>
+          </w:p>
+        </w:tc>
+      </w:tr>
+      <w:tr>
+        <w:tc>
+          <w:tcPr>
+            <w:tcW w:type="dxa" w:w="1354"/>
+            <w:vAlign w:val="center"/>
+            <w:tcMar>
+              <w:top w:w="80" w:type="dxa"/>
+              <w:start w:w="120" w:type="dxa"/>
+              <w:bottom w:w="80" w:type="dxa"/>
+              <w:end w:w="120" w:type="dxa"/>
+            </w:tcMar>
+          </w:tcPr>
+          <w:p>
+            <w:pPr>
+              <w:spacing w:after="0"/>
+            </w:pPr>
+            <w:r/>
+            <w:r>
+              <w:rPr>
+                <w:rFonts w:ascii="Songti SC" w:hAnsi="Songti SC" w:eastAsia="Songti SC" w:cs="Songti SC"/>
                 <w:b w:val="0"/>
                 <w:sz w:val="18"/>
               </w:rPr>
@@ -914,7 +1126,7 @@
             <w:r/>
             <w:r>
               <w:rPr>
-                <w:rFonts w:ascii="FangSong_GB2312" w:hAnsi="FangSong_GB2312" w:eastAsia="FangSong_GB2312" w:cs="FangSong_GB2312"/>
+                <w:rFonts w:ascii="Songti SC" w:hAnsi="Songti SC" w:eastAsia="Songti SC" w:cs="Songti SC"/>
                 <w:b w:val="0"/>
                 <w:sz w:val="18"/>
               </w:rPr>
@@ -940,7 +1152,7 @@
             <w:r/>
             <w:r>
               <w:rPr>
-                <w:rFonts w:ascii="FangSong_GB2312" w:hAnsi="FangSong_GB2312" w:eastAsia="FangSong_GB2312" w:cs="FangSong_GB2312"/>
+                <w:rFonts w:ascii="Songti SC" w:hAnsi="Songti SC" w:eastAsia="Songti SC" w:cs="Songti SC"/>
                 <w:b w:val="0"/>
                 <w:sz w:val="18"/>
               </w:rPr>
@@ -966,7 +1178,7 @@
             <w:r/>
             <w:r>
               <w:rPr>
-                <w:rFonts w:ascii="FangSong_GB2312" w:hAnsi="FangSong_GB2312" w:eastAsia="FangSong_GB2312" w:cs="FangSong_GB2312"/>
+                <w:rFonts w:ascii="Songti SC" w:hAnsi="Songti SC" w:eastAsia="Songti SC" w:cs="Songti SC"/>
                 <w:b w:val="0"/>
                 <w:sz w:val="18"/>
               </w:rPr>
@@ -1004,7 +1216,7 @@
       </w:pPr>
       <w:r>
         <w:rPr>
-          <w:rFonts w:ascii="FangSong_GB2312" w:hAnsi="FangSong_GB2312" w:eastAsia="FangSong_GB2312" w:cs="FangSong_GB2312"/>
+          <w:rFonts w:ascii="Songti SC" w:hAnsi="Songti SC" w:eastAsia="Songti SC" w:cs="Songti SC"/>
           <w:b w:val="0"/>
           <w:sz w:val="22"/>
         </w:rPr>
@@ -1021,7 +1233,7 @@
       </w:pPr>
       <w:r>
         <w:rPr>
-          <w:rFonts w:ascii="FangSong_GB2312" w:hAnsi="FangSong_GB2312" w:eastAsia="FangSong_GB2312" w:cs="FangSong_GB2312"/>
+          <w:rFonts w:ascii="Songti SC" w:hAnsi="Songti SC" w:eastAsia="Songti SC" w:cs="Songti SC"/>
           <w:b w:val="0"/>
           <w:sz w:val="22"/>
         </w:rPr>
@@ -1038,7 +1250,7 @@
       </w:pPr>
       <w:r>
         <w:rPr>
-          <w:rFonts w:ascii="FangSong_GB2312" w:hAnsi="FangSong_GB2312" w:eastAsia="FangSong_GB2312" w:cs="FangSong_GB2312"/>
+          <w:rFonts w:ascii="Songti SC" w:hAnsi="Songti SC" w:eastAsia="Songti SC" w:cs="Songti SC"/>
           <w:b w:val="0"/>
           <w:sz w:val="22"/>
         </w:rPr>
@@ -1055,7 +1267,7 @@
       </w:pPr>
       <w:r>
         <w:rPr>
-          <w:rFonts w:ascii="FangSong_GB2312" w:hAnsi="FangSong_GB2312" w:eastAsia="FangSong_GB2312" w:cs="FangSong_GB2312"/>
+          <w:rFonts w:ascii="Songti SC" w:hAnsi="Songti SC" w:eastAsia="Songti SC" w:cs="Songti SC"/>
           <w:b w:val="0"/>
           <w:sz w:val="22"/>
         </w:rPr>
@@ -1072,7 +1284,7 @@
       </w:pPr>
       <w:r>
         <w:rPr>
-          <w:rFonts w:ascii="FangSong_GB2312" w:hAnsi="FangSong_GB2312" w:eastAsia="FangSong_GB2312" w:cs="FangSong_GB2312"/>
+          <w:rFonts w:ascii="Songti SC" w:hAnsi="Songti SC" w:eastAsia="Songti SC" w:cs="Songti SC"/>
           <w:b w:val="0"/>
           <w:sz w:val="22"/>
         </w:rPr>
@@ -1089,7 +1301,7 @@
       </w:pPr>
       <w:r>
         <w:rPr>
-          <w:rFonts w:ascii="FangSong_GB2312" w:hAnsi="FangSong_GB2312" w:eastAsia="FangSong_GB2312" w:cs="FangSong_GB2312"/>
+          <w:rFonts w:ascii="Songti SC" w:hAnsi="Songti SC" w:eastAsia="Songti SC" w:cs="Songti SC"/>
           <w:b w:val="0"/>
           <w:sz w:val="22"/>
         </w:rPr>
@@ -1115,11 +1327,11 @@
       </w:pPr>
       <w:r>
         <w:rPr>
-          <w:rFonts w:ascii="FangSong_GB2312" w:hAnsi="FangSong_GB2312" w:eastAsia="FangSong_GB2312" w:cs="FangSong_GB2312"/>
+          <w:rFonts w:ascii="Songti SC" w:hAnsi="Songti SC" w:eastAsia="Songti SC" w:cs="Songti SC"/>
           <w:b w:val="0"/>
           <w:sz w:val="22"/>
         </w:rPr>
-        <w:t xml:space="preserve">本记录是对 AI 生成 Golden 的技术/文档自审，没有真实评审组、批准人、签名或批准事件，不能建立 B0/B1/B2，也不能支持 GJB 符合或装备交付结论。评审对象为 UART-DOC-000～024 v2.3、当前 RTL/TB/XDC、项目机器档案、标准参考清单和 </w:t>
+        <w:t xml:space="preserve">本记录是对 AI 生成 Golden 的技术/文档自审，没有真实评审组、批准人、签名或批准事件，不能建立 B0/B1/B2，也不能支持 GJB 符合或装备交付结论。评审对象为 UART-DOC-000～024 v2.5、当前 RTL/TB/XDC、VC709 修订后 direct 预码流证据、项目机器档案、标准参考清单和 </w:t>
       </w:r>
       <w:r>
         <w:rPr>
@@ -1132,7 +1344,7 @@
       </w:r>
       <w:r>
         <w:rPr>
-          <w:rFonts w:ascii="FangSong_GB2312" w:hAnsi="FangSong_GB2312" w:eastAsia="FangSong_GB2312" w:cs="FangSong_GB2312"/>
+          <w:rFonts w:ascii="Songti SC" w:hAnsi="Songti SC" w:eastAsia="Songti SC" w:cs="Songti SC"/>
           <w:b w:val="0"/>
           <w:sz w:val="22"/>
         </w:rPr>
@@ -1185,7 +1397,7 @@
             <w:r/>
             <w:r>
               <w:rPr>
-                <w:rFonts w:ascii="FangSong_GB2312" w:hAnsi="FangSong_GB2312" w:eastAsia="FangSong_GB2312" w:cs="FangSong_GB2312"/>
+                <w:rFonts w:ascii="Songti SC" w:hAnsi="Songti SC" w:eastAsia="Songti SC" w:cs="Songti SC"/>
                 <w:b/>
                 <w:sz w:val="18"/>
               </w:rPr>
@@ -1212,7 +1424,7 @@
             <w:r/>
             <w:r>
               <w:rPr>
-                <w:rFonts w:ascii="FangSong_GB2312" w:hAnsi="FangSong_GB2312" w:eastAsia="FangSong_GB2312" w:cs="FangSong_GB2312"/>
+                <w:rFonts w:ascii="Songti SC" w:hAnsi="Songti SC" w:eastAsia="Songti SC" w:cs="Songti SC"/>
                 <w:b/>
                 <w:sz w:val="18"/>
               </w:rPr>
@@ -1239,7 +1451,7 @@
             <w:r/>
             <w:r>
               <w:rPr>
-                <w:rFonts w:ascii="FangSong_GB2312" w:hAnsi="FangSong_GB2312" w:eastAsia="FangSong_GB2312" w:cs="FangSong_GB2312"/>
+                <w:rFonts w:ascii="Songti SC" w:hAnsi="Songti SC" w:eastAsia="Songti SC" w:cs="Songti SC"/>
                 <w:b/>
                 <w:sz w:val="18"/>
               </w:rPr>
@@ -1266,7 +1478,7 @@
             <w:r/>
             <w:r>
               <w:rPr>
-                <w:rFonts w:ascii="FangSong_GB2312" w:hAnsi="FangSong_GB2312" w:eastAsia="FangSong_GB2312" w:cs="FangSong_GB2312"/>
+                <w:rFonts w:ascii="Songti SC" w:hAnsi="Songti SC" w:eastAsia="Songti SC" w:cs="Songti SC"/>
                 <w:b/>
                 <w:sz w:val="18"/>
               </w:rPr>
@@ -1293,7 +1505,7 @@
             <w:r/>
             <w:r>
               <w:rPr>
-                <w:rFonts w:ascii="FangSong_GB2312" w:hAnsi="FangSong_GB2312" w:eastAsia="FangSong_GB2312" w:cs="FangSong_GB2312"/>
+                <w:rFonts w:ascii="Songti SC" w:hAnsi="Songti SC" w:eastAsia="Songti SC" w:cs="Songti SC"/>
                 <w:b/>
                 <w:sz w:val="18"/>
               </w:rPr>
@@ -1321,7 +1533,7 @@
             <w:r/>
             <w:r>
               <w:rPr>
-                <w:rFonts w:ascii="FangSong_GB2312" w:hAnsi="FangSong_GB2312" w:eastAsia="FangSong_GB2312" w:cs="FangSong_GB2312"/>
+                <w:rFonts w:ascii="Songti SC" w:hAnsi="Songti SC" w:eastAsia="Songti SC" w:cs="Songti SC"/>
                 <w:b w:val="0"/>
                 <w:sz w:val="18"/>
               </w:rPr>
@@ -1347,7 +1559,7 @@
             <w:r/>
             <w:r>
               <w:rPr>
-                <w:rFonts w:ascii="FangSong_GB2312" w:hAnsi="FangSong_GB2312" w:eastAsia="FangSong_GB2312" w:cs="FangSong_GB2312"/>
+                <w:rFonts w:ascii="Songti SC" w:hAnsi="Songti SC" w:eastAsia="Songti SC" w:cs="Songti SC"/>
                 <w:b w:val="0"/>
                 <w:sz w:val="18"/>
               </w:rPr>
@@ -1373,7 +1585,7 @@
             <w:r/>
             <w:r>
               <w:rPr>
-                <w:rFonts w:ascii="FangSong_GB2312" w:hAnsi="FangSong_GB2312" w:eastAsia="FangSong_GB2312" w:cs="FangSong_GB2312"/>
+                <w:rFonts w:ascii="Songti SC" w:hAnsi="Songti SC" w:eastAsia="Songti SC" w:cs="Songti SC"/>
                 <w:b w:val="0"/>
                 <w:sz w:val="18"/>
               </w:rPr>
@@ -1399,7 +1611,7 @@
             <w:r/>
             <w:r>
               <w:rPr>
-                <w:rFonts w:ascii="FangSong_GB2312" w:hAnsi="FangSong_GB2312" w:eastAsia="FangSong_GB2312" w:cs="FangSong_GB2312"/>
+                <w:rFonts w:ascii="Songti SC" w:hAnsi="Songti SC" w:eastAsia="Songti SC" w:cs="Songti SC"/>
                 <w:b w:val="0"/>
                 <w:sz w:val="18"/>
               </w:rPr>
@@ -1425,7 +1637,7 @@
             <w:r/>
             <w:r>
               <w:rPr>
-                <w:rFonts w:ascii="FangSong_GB2312" w:hAnsi="FangSong_GB2312" w:eastAsia="FangSong_GB2312" w:cs="FangSong_GB2312"/>
+                <w:rFonts w:ascii="Songti SC" w:hAnsi="Songti SC" w:eastAsia="Songti SC" w:cs="Songti SC"/>
                 <w:b w:val="0"/>
                 <w:sz w:val="18"/>
               </w:rPr>
@@ -1453,7 +1665,7 @@
             <w:r/>
             <w:r>
               <w:rPr>
-                <w:rFonts w:ascii="FangSong_GB2312" w:hAnsi="FangSong_GB2312" w:eastAsia="FangSong_GB2312" w:cs="FangSong_GB2312"/>
+                <w:rFonts w:ascii="Songti SC" w:hAnsi="Songti SC" w:eastAsia="Songti SC" w:cs="Songti SC"/>
                 <w:b w:val="0"/>
                 <w:sz w:val="18"/>
               </w:rPr>
@@ -1488,7 +1700,7 @@
             </w:r>
             <w:r>
               <w:rPr>
-                <w:rFonts w:ascii="FangSong_GB2312" w:hAnsi="FangSong_GB2312" w:eastAsia="FangSong_GB2312" w:cs="FangSong_GB2312"/>
+                <w:rFonts w:ascii="Songti SC" w:hAnsi="Songti SC" w:eastAsia="Songti SC" w:cs="Songti SC"/>
                 <w:b w:val="0"/>
                 <w:sz w:val="18"/>
               </w:rPr>
@@ -1514,7 +1726,7 @@
             <w:r/>
             <w:r>
               <w:rPr>
-                <w:rFonts w:ascii="FangSong_GB2312" w:hAnsi="FangSong_GB2312" w:eastAsia="FangSong_GB2312" w:cs="FangSong_GB2312"/>
+                <w:rFonts w:ascii="Songti SC" w:hAnsi="Songti SC" w:eastAsia="Songti SC" w:cs="Songti SC"/>
                 <w:b w:val="0"/>
                 <w:sz w:val="18"/>
               </w:rPr>
@@ -1540,7 +1752,7 @@
             <w:r/>
             <w:r>
               <w:rPr>
-                <w:rFonts w:ascii="FangSong_GB2312" w:hAnsi="FangSong_GB2312" w:eastAsia="FangSong_GB2312" w:cs="FangSong_GB2312"/>
+                <w:rFonts w:ascii="Songti SC" w:hAnsi="Songti SC" w:eastAsia="Songti SC" w:cs="Songti SC"/>
                 <w:b w:val="0"/>
                 <w:sz w:val="18"/>
               </w:rPr>
@@ -1566,11 +1778,11 @@
             <w:r/>
             <w:r>
               <w:rPr>
-                <w:rFonts w:ascii="FangSong_GB2312" w:hAnsi="FangSong_GB2312" w:eastAsia="FangSong_GB2312" w:cs="FangSong_GB2312"/>
+                <w:rFonts w:ascii="Songti SC" w:hAnsi="Songti SC" w:eastAsia="Songti SC" w:cs="Songti SC"/>
                 <w:b w:val="0"/>
                 <w:sz w:val="18"/>
               </w:rPr>
-              <w:t>RTL 已改；CDC 报告待补</w:t>
+              <w:t>RTL 已改；CDC-3 Info ×1，无 Warning/Error</w:t>
             </w:r>
           </w:p>
         </w:tc>
@@ -1594,7 +1806,7 @@
             <w:r/>
             <w:r>
               <w:rPr>
-                <w:rFonts w:ascii="FangSong_GB2312" w:hAnsi="FangSong_GB2312" w:eastAsia="FangSong_GB2312" w:cs="FangSong_GB2312"/>
+                <w:rFonts w:ascii="Songti SC" w:hAnsi="Songti SC" w:eastAsia="Songti SC" w:cs="Songti SC"/>
                 <w:b w:val="0"/>
                 <w:sz w:val="18"/>
               </w:rPr>
@@ -1620,7 +1832,7 @@
             <w:r/>
             <w:r>
               <w:rPr>
-                <w:rFonts w:ascii="FangSong_GB2312" w:hAnsi="FangSong_GB2312" w:eastAsia="FangSong_GB2312" w:cs="FangSong_GB2312"/>
+                <w:rFonts w:ascii="Songti SC" w:hAnsi="Songti SC" w:eastAsia="Songti SC" w:cs="Songti SC"/>
                 <w:b w:val="0"/>
                 <w:sz w:val="18"/>
               </w:rPr>
@@ -1646,7 +1858,7 @@
             <w:r/>
             <w:r>
               <w:rPr>
-                <w:rFonts w:ascii="FangSong_GB2312" w:hAnsi="FangSong_GB2312" w:eastAsia="FangSong_GB2312" w:cs="FangSong_GB2312"/>
+                <w:rFonts w:ascii="Songti SC" w:hAnsi="Songti SC" w:eastAsia="Songti SC" w:cs="Songti SC"/>
                 <w:b w:val="0"/>
                 <w:sz w:val="18"/>
               </w:rPr>
@@ -1672,11 +1884,11 @@
             <w:r/>
             <w:r>
               <w:rPr>
-                <w:rFonts w:ascii="FangSong_GB2312" w:hAnsi="FangSong_GB2312" w:eastAsia="FangSong_GB2312" w:cs="FangSong_GB2312"/>
+                <w:rFonts w:ascii="Songti SC" w:hAnsi="Songti SC" w:eastAsia="Songti SC" w:cs="Songti SC"/>
                 <w:b w:val="0"/>
                 <w:sz w:val="18"/>
               </w:rPr>
-              <w:t>正式 XDC fail-closed，探索 XDC 隔离</w:t>
+              <w:t>正式/探索 XDC 均不降级 DRC，采用 UG887/XTP213/Master XDC 完整候选管脚</w:t>
             </w:r>
           </w:p>
         </w:tc>
@@ -1698,11 +1910,11 @@
             <w:r/>
             <w:r>
               <w:rPr>
-                <w:rFonts w:ascii="FangSong_GB2312" w:hAnsi="FangSong_GB2312" w:eastAsia="FangSong_GB2312" w:cs="FangSong_GB2312"/>
+                <w:rFonts w:ascii="Songti SC" w:hAnsi="Songti SC" w:eastAsia="Songti SC" w:cs="Songti SC"/>
                 <w:b w:val="0"/>
                 <w:sz w:val="18"/>
               </w:rPr>
-              <w:t>板级事实仍阻塞</w:t>
+              <w:t>修订后 direct DRC 0；技术关闭，实物修订复核待办</w:t>
             </w:r>
           </w:p>
         </w:tc>
@@ -1726,7 +1938,7 @@
             <w:r/>
             <w:r>
               <w:rPr>
-                <w:rFonts w:ascii="FangSong_GB2312" w:hAnsi="FangSong_GB2312" w:eastAsia="FangSong_GB2312" w:cs="FangSong_GB2312"/>
+                <w:rFonts w:ascii="Songti SC" w:hAnsi="Songti SC" w:eastAsia="Songti SC" w:cs="Songti SC"/>
                 <w:b w:val="0"/>
                 <w:sz w:val="18"/>
               </w:rPr>
@@ -1752,7 +1964,7 @@
             <w:r/>
             <w:r>
               <w:rPr>
-                <w:rFonts w:ascii="FangSong_GB2312" w:hAnsi="FangSong_GB2312" w:eastAsia="FangSong_GB2312" w:cs="FangSong_GB2312"/>
+                <w:rFonts w:ascii="Songti SC" w:hAnsi="Songti SC" w:eastAsia="Songti SC" w:cs="Songti SC"/>
                 <w:b w:val="0"/>
                 <w:sz w:val="18"/>
               </w:rPr>
@@ -1778,7 +1990,7 @@
             <w:r/>
             <w:r>
               <w:rPr>
-                <w:rFonts w:ascii="FangSong_GB2312" w:hAnsi="FangSong_GB2312" w:eastAsia="FangSong_GB2312" w:cs="FangSong_GB2312"/>
+                <w:rFonts w:ascii="Songti SC" w:hAnsi="Songti SC" w:eastAsia="Songti SC" w:cs="Songti SC"/>
                 <w:b w:val="0"/>
                 <w:sz w:val="18"/>
               </w:rPr>
@@ -1804,7 +2016,7 @@
             <w:r/>
             <w:r>
               <w:rPr>
-                <w:rFonts w:ascii="FangSong_GB2312" w:hAnsi="FangSong_GB2312" w:eastAsia="FangSong_GB2312" w:cs="FangSong_GB2312"/>
+                <w:rFonts w:ascii="Songti SC" w:hAnsi="Songti SC" w:eastAsia="Songti SC" w:cs="Songti SC"/>
                 <w:b w:val="0"/>
                 <w:sz w:val="18"/>
               </w:rPr>
@@ -1830,7 +2042,7 @@
             <w:r/>
             <w:r>
               <w:rPr>
-                <w:rFonts w:ascii="FangSong_GB2312" w:hAnsi="FangSong_GB2312" w:eastAsia="FangSong_GB2312" w:cs="FangSong_GB2312"/>
+                <w:rFonts w:ascii="Songti SC" w:hAnsi="Songti SC" w:eastAsia="Songti SC" w:cs="Songti SC"/>
                 <w:b w:val="0"/>
                 <w:sz w:val="18"/>
               </w:rPr>
@@ -1858,7 +2070,7 @@
             <w:r/>
             <w:r>
               <w:rPr>
-                <w:rFonts w:ascii="FangSong_GB2312" w:hAnsi="FangSong_GB2312" w:eastAsia="FangSong_GB2312" w:cs="FangSong_GB2312"/>
+                <w:rFonts w:ascii="Songti SC" w:hAnsi="Songti SC" w:eastAsia="Songti SC" w:cs="Songti SC"/>
                 <w:b w:val="0"/>
                 <w:sz w:val="18"/>
               </w:rPr>
@@ -1884,7 +2096,7 @@
             <w:r/>
             <w:r>
               <w:rPr>
-                <w:rFonts w:ascii="FangSong_GB2312" w:hAnsi="FangSong_GB2312" w:eastAsia="FangSong_GB2312" w:cs="FangSong_GB2312"/>
+                <w:rFonts w:ascii="Songti SC" w:hAnsi="Songti SC" w:eastAsia="Songti SC" w:cs="Songti SC"/>
                 <w:b w:val="0"/>
                 <w:sz w:val="18"/>
               </w:rPr>
@@ -1910,7 +2122,7 @@
             <w:r/>
             <w:r>
               <w:rPr>
-                <w:rFonts w:ascii="FangSong_GB2312" w:hAnsi="FangSong_GB2312" w:eastAsia="FangSong_GB2312" w:cs="FangSong_GB2312"/>
+                <w:rFonts w:ascii="Songti SC" w:hAnsi="Songti SC" w:eastAsia="Songti SC" w:cs="Songti SC"/>
                 <w:b w:val="0"/>
                 <w:sz w:val="18"/>
               </w:rPr>
@@ -1936,7 +2148,7 @@
             <w:r/>
             <w:r>
               <w:rPr>
-                <w:rFonts w:ascii="FangSong_GB2312" w:hAnsi="FangSong_GB2312" w:eastAsia="FangSong_GB2312" w:cs="FangSong_GB2312"/>
+                <w:rFonts w:ascii="Songti SC" w:hAnsi="Songti SC" w:eastAsia="Songti SC" w:cs="Songti SC"/>
                 <w:b w:val="0"/>
                 <w:sz w:val="18"/>
               </w:rPr>
@@ -1962,7 +2174,7 @@
             <w:r/>
             <w:r>
               <w:rPr>
-                <w:rFonts w:ascii="FangSong_GB2312" w:hAnsi="FangSong_GB2312" w:eastAsia="FangSong_GB2312" w:cs="FangSong_GB2312"/>
+                <w:rFonts w:ascii="Songti SC" w:hAnsi="Songti SC" w:eastAsia="Songti SC" w:cs="Songti SC"/>
                 <w:b w:val="0"/>
                 <w:sz w:val="18"/>
               </w:rPr>
@@ -1990,7 +2202,7 @@
             <w:r/>
             <w:r>
               <w:rPr>
-                <w:rFonts w:ascii="FangSong_GB2312" w:hAnsi="FangSong_GB2312" w:eastAsia="FangSong_GB2312" w:cs="FangSong_GB2312"/>
+                <w:rFonts w:ascii="Songti SC" w:hAnsi="Songti SC" w:eastAsia="Songti SC" w:cs="Songti SC"/>
                 <w:b w:val="0"/>
                 <w:sz w:val="18"/>
               </w:rPr>
@@ -2016,7 +2228,7 @@
             <w:r/>
             <w:r>
               <w:rPr>
-                <w:rFonts w:ascii="FangSong_GB2312" w:hAnsi="FangSong_GB2312" w:eastAsia="FangSong_GB2312" w:cs="FangSong_GB2312"/>
+                <w:rFonts w:ascii="Songti SC" w:hAnsi="Songti SC" w:eastAsia="Songti SC" w:cs="Songti SC"/>
                 <w:b w:val="0"/>
                 <w:sz w:val="18"/>
               </w:rPr>
@@ -2042,7 +2254,7 @@
             <w:r/>
             <w:r>
               <w:rPr>
-                <w:rFonts w:ascii="FangSong_GB2312" w:hAnsi="FangSong_GB2312" w:eastAsia="FangSong_GB2312" w:cs="FangSong_GB2312"/>
+                <w:rFonts w:ascii="Songti SC" w:hAnsi="Songti SC" w:eastAsia="Songti SC" w:cs="Songti SC"/>
                 <w:b w:val="0"/>
                 <w:sz w:val="18"/>
               </w:rPr>
@@ -2068,7 +2280,7 @@
             <w:r/>
             <w:r>
               <w:rPr>
-                <w:rFonts w:ascii="FangSong_GB2312" w:hAnsi="FangSong_GB2312" w:eastAsia="FangSong_GB2312" w:cs="FangSong_GB2312"/>
+                <w:rFonts w:ascii="Songti SC" w:hAnsi="Songti SC" w:eastAsia="Songti SC" w:cs="Songti SC"/>
                 <w:b w:val="0"/>
                 <w:sz w:val="18"/>
               </w:rPr>
@@ -2094,7 +2306,7 @@
             <w:r/>
             <w:r>
               <w:rPr>
-                <w:rFonts w:ascii="FangSong_GB2312" w:hAnsi="FangSong_GB2312" w:eastAsia="FangSong_GB2312" w:cs="FangSong_GB2312"/>
+                <w:rFonts w:ascii="Songti SC" w:hAnsi="Songti SC" w:eastAsia="Songti SC" w:cs="Songti SC"/>
                 <w:b w:val="0"/>
                 <w:sz w:val="18"/>
               </w:rPr>
@@ -2122,7 +2334,7 @@
             <w:r/>
             <w:r>
               <w:rPr>
-                <w:rFonts w:ascii="FangSong_GB2312" w:hAnsi="FangSong_GB2312" w:eastAsia="FangSong_GB2312" w:cs="FangSong_GB2312"/>
+                <w:rFonts w:ascii="Songti SC" w:hAnsi="Songti SC" w:eastAsia="Songti SC" w:cs="Songti SC"/>
                 <w:b w:val="0"/>
                 <w:sz w:val="18"/>
               </w:rPr>
@@ -2148,7 +2360,7 @@
             <w:r/>
             <w:r>
               <w:rPr>
-                <w:rFonts w:ascii="FangSong_GB2312" w:hAnsi="FangSong_GB2312" w:eastAsia="FangSong_GB2312" w:cs="FangSong_GB2312"/>
+                <w:rFonts w:ascii="Songti SC" w:hAnsi="Songti SC" w:eastAsia="Songti SC" w:cs="Songti SC"/>
                 <w:b w:val="0"/>
                 <w:sz w:val="18"/>
               </w:rPr>
@@ -2174,7 +2386,7 @@
             <w:r/>
             <w:r>
               <w:rPr>
-                <w:rFonts w:ascii="FangSong_GB2312" w:hAnsi="FangSong_GB2312" w:eastAsia="FangSong_GB2312" w:cs="FangSong_GB2312"/>
+                <w:rFonts w:ascii="Songti SC" w:hAnsi="Songti SC" w:eastAsia="Songti SC" w:cs="Songti SC"/>
                 <w:b w:val="0"/>
                 <w:sz w:val="18"/>
               </w:rPr>
@@ -2200,7 +2412,7 @@
             <w:r/>
             <w:r>
               <w:rPr>
-                <w:rFonts w:ascii="FangSong_GB2312" w:hAnsi="FangSong_GB2312" w:eastAsia="FangSong_GB2312" w:cs="FangSong_GB2312"/>
+                <w:rFonts w:ascii="Songti SC" w:hAnsi="Songti SC" w:eastAsia="Songti SC" w:cs="Songti SC"/>
                 <w:b w:val="0"/>
                 <w:sz w:val="18"/>
               </w:rPr>
@@ -2226,7 +2438,7 @@
             <w:r/>
             <w:r>
               <w:rPr>
-                <w:rFonts w:ascii="FangSong_GB2312" w:hAnsi="FangSong_GB2312" w:eastAsia="FangSong_GB2312" w:cs="FangSong_GB2312"/>
+                <w:rFonts w:ascii="Songti SC" w:hAnsi="Songti SC" w:eastAsia="Songti SC" w:cs="Songti SC"/>
                 <w:b w:val="0"/>
                 <w:sz w:val="18"/>
               </w:rPr>
@@ -2254,7 +2466,7 @@
             <w:r/>
             <w:r>
               <w:rPr>
-                <w:rFonts w:ascii="FangSong_GB2312" w:hAnsi="FangSong_GB2312" w:eastAsia="FangSong_GB2312" w:cs="FangSong_GB2312"/>
+                <w:rFonts w:ascii="Songti SC" w:hAnsi="Songti SC" w:eastAsia="Songti SC" w:cs="Songti SC"/>
                 <w:b w:val="0"/>
                 <w:sz w:val="18"/>
               </w:rPr>
@@ -2280,7 +2492,7 @@
             <w:r/>
             <w:r>
               <w:rPr>
-                <w:rFonts w:ascii="FangSong_GB2312" w:hAnsi="FangSong_GB2312" w:eastAsia="FangSong_GB2312" w:cs="FangSong_GB2312"/>
+                <w:rFonts w:ascii="Songti SC" w:hAnsi="Songti SC" w:eastAsia="Songti SC" w:cs="Songti SC"/>
                 <w:b w:val="0"/>
                 <w:sz w:val="18"/>
               </w:rPr>
@@ -2306,7 +2518,7 @@
             <w:r/>
             <w:r>
               <w:rPr>
-                <w:rFonts w:ascii="FangSong_GB2312" w:hAnsi="FangSong_GB2312" w:eastAsia="FangSong_GB2312" w:cs="FangSong_GB2312"/>
+                <w:rFonts w:ascii="Songti SC" w:hAnsi="Songti SC" w:eastAsia="Songti SC" w:cs="Songti SC"/>
                 <w:b w:val="0"/>
                 <w:sz w:val="18"/>
               </w:rPr>
@@ -2332,7 +2544,7 @@
             <w:r/>
             <w:r>
               <w:rPr>
-                <w:rFonts w:ascii="FangSong_GB2312" w:hAnsi="FangSong_GB2312" w:eastAsia="FangSong_GB2312" w:cs="FangSong_GB2312"/>
+                <w:rFonts w:ascii="Songti SC" w:hAnsi="Songti SC" w:eastAsia="Songti SC" w:cs="Songti SC"/>
                 <w:b w:val="0"/>
                 <w:sz w:val="18"/>
               </w:rPr>
@@ -2358,7 +2570,7 @@
             <w:r/>
             <w:r>
               <w:rPr>
-                <w:rFonts w:ascii="FangSong_GB2312" w:hAnsi="FangSong_GB2312" w:eastAsia="FangSong_GB2312" w:cs="FangSong_GB2312"/>
+                <w:rFonts w:ascii="Songti SC" w:hAnsi="Songti SC" w:eastAsia="Songti SC" w:cs="Songti SC"/>
                 <w:b w:val="0"/>
                 <w:sz w:val="18"/>
               </w:rPr>
@@ -2386,7 +2598,7 @@
             <w:r/>
             <w:r>
               <w:rPr>
-                <w:rFonts w:ascii="FangSong_GB2312" w:hAnsi="FangSong_GB2312" w:eastAsia="FangSong_GB2312" w:cs="FangSong_GB2312"/>
+                <w:rFonts w:ascii="Songti SC" w:hAnsi="Songti SC" w:eastAsia="Songti SC" w:cs="Songti SC"/>
                 <w:b w:val="0"/>
                 <w:sz w:val="18"/>
               </w:rPr>
@@ -2412,7 +2624,7 @@
             <w:r/>
             <w:r>
               <w:rPr>
-                <w:rFonts w:ascii="FangSong_GB2312" w:hAnsi="FangSong_GB2312" w:eastAsia="FangSong_GB2312" w:cs="FangSong_GB2312"/>
+                <w:rFonts w:ascii="Songti SC" w:hAnsi="Songti SC" w:eastAsia="Songti SC" w:cs="Songti SC"/>
                 <w:b w:val="0"/>
                 <w:sz w:val="18"/>
               </w:rPr>
@@ -2438,7 +2650,7 @@
             <w:r/>
             <w:r>
               <w:rPr>
-                <w:rFonts w:ascii="FangSong_GB2312" w:hAnsi="FangSong_GB2312" w:eastAsia="FangSong_GB2312" w:cs="FangSong_GB2312"/>
+                <w:rFonts w:ascii="Songti SC" w:hAnsi="Songti SC" w:eastAsia="Songti SC" w:cs="Songti SC"/>
                 <w:b w:val="0"/>
                 <w:sz w:val="18"/>
               </w:rPr>
@@ -2464,7 +2676,7 @@
             <w:r/>
             <w:r>
               <w:rPr>
-                <w:rFonts w:ascii="FangSong_GB2312" w:hAnsi="FangSong_GB2312" w:eastAsia="FangSong_GB2312" w:cs="FangSong_GB2312"/>
+                <w:rFonts w:ascii="Songti SC" w:hAnsi="Songti SC" w:eastAsia="Songti SC" w:cs="Songti SC"/>
                 <w:b w:val="0"/>
                 <w:sz w:val="18"/>
               </w:rPr>
@@ -2490,7 +2702,7 @@
             <w:r/>
             <w:r>
               <w:rPr>
-                <w:rFonts w:ascii="FangSong_GB2312" w:hAnsi="FangSong_GB2312" w:eastAsia="FangSong_GB2312" w:cs="FangSong_GB2312"/>
+                <w:rFonts w:ascii="Songti SC" w:hAnsi="Songti SC" w:eastAsia="Songti SC" w:cs="Songti SC"/>
                 <w:b w:val="0"/>
                 <w:sz w:val="18"/>
               </w:rPr>
@@ -2518,7 +2730,7 @@
             <w:r/>
             <w:r>
               <w:rPr>
-                <w:rFonts w:ascii="FangSong_GB2312" w:hAnsi="FangSong_GB2312" w:eastAsia="FangSong_GB2312" w:cs="FangSong_GB2312"/>
+                <w:rFonts w:ascii="Songti SC" w:hAnsi="Songti SC" w:eastAsia="Songti SC" w:cs="Songti SC"/>
                 <w:b w:val="0"/>
                 <w:sz w:val="18"/>
               </w:rPr>
@@ -2544,7 +2756,7 @@
             <w:r/>
             <w:r>
               <w:rPr>
-                <w:rFonts w:ascii="FangSong_GB2312" w:hAnsi="FangSong_GB2312" w:eastAsia="FangSong_GB2312" w:cs="FangSong_GB2312"/>
+                <w:rFonts w:ascii="Songti SC" w:hAnsi="Songti SC" w:eastAsia="Songti SC" w:cs="Songti SC"/>
                 <w:b w:val="0"/>
                 <w:sz w:val="18"/>
               </w:rPr>
@@ -2570,7 +2782,7 @@
             <w:r/>
             <w:r>
               <w:rPr>
-                <w:rFonts w:ascii="FangSong_GB2312" w:hAnsi="FangSong_GB2312" w:eastAsia="FangSong_GB2312" w:cs="FangSong_GB2312"/>
+                <w:rFonts w:ascii="Songti SC" w:hAnsi="Songti SC" w:eastAsia="Songti SC" w:cs="Songti SC"/>
                 <w:b w:val="0"/>
                 <w:sz w:val="18"/>
               </w:rPr>
@@ -2596,7 +2808,7 @@
             <w:r/>
             <w:r>
               <w:rPr>
-                <w:rFonts w:ascii="FangSong_GB2312" w:hAnsi="FangSong_GB2312" w:eastAsia="FangSong_GB2312" w:cs="FangSong_GB2312"/>
+                <w:rFonts w:ascii="Songti SC" w:hAnsi="Songti SC" w:eastAsia="Songti SC" w:cs="Songti SC"/>
                 <w:b w:val="0"/>
                 <w:sz w:val="18"/>
               </w:rPr>
@@ -2622,7 +2834,7 @@
             <w:r/>
             <w:r>
               <w:rPr>
-                <w:rFonts w:ascii="FangSong_GB2312" w:hAnsi="FangSong_GB2312" w:eastAsia="FangSong_GB2312" w:cs="FangSong_GB2312"/>
+                <w:rFonts w:ascii="Songti SC" w:hAnsi="Songti SC" w:eastAsia="Songti SC" w:cs="Songti SC"/>
                 <w:b w:val="0"/>
                 <w:sz w:val="18"/>
               </w:rPr>
@@ -2650,7 +2862,7 @@
             <w:r/>
             <w:r>
               <w:rPr>
-                <w:rFonts w:ascii="FangSong_GB2312" w:hAnsi="FangSong_GB2312" w:eastAsia="FangSong_GB2312" w:cs="FangSong_GB2312"/>
+                <w:rFonts w:ascii="Songti SC" w:hAnsi="Songti SC" w:eastAsia="Songti SC" w:cs="Songti SC"/>
                 <w:b w:val="0"/>
                 <w:sz w:val="18"/>
               </w:rPr>
@@ -2676,7 +2888,7 @@
             <w:r/>
             <w:r>
               <w:rPr>
-                <w:rFonts w:ascii="FangSong_GB2312" w:hAnsi="FangSong_GB2312" w:eastAsia="FangSong_GB2312" w:cs="FangSong_GB2312"/>
+                <w:rFonts w:ascii="Songti SC" w:hAnsi="Songti SC" w:eastAsia="Songti SC" w:cs="Songti SC"/>
                 <w:b w:val="0"/>
                 <w:sz w:val="18"/>
               </w:rPr>
@@ -2702,7 +2914,7 @@
             <w:r/>
             <w:r>
               <w:rPr>
-                <w:rFonts w:ascii="FangSong_GB2312" w:hAnsi="FangSong_GB2312" w:eastAsia="FangSong_GB2312" w:cs="FangSong_GB2312"/>
+                <w:rFonts w:ascii="Songti SC" w:hAnsi="Songti SC" w:eastAsia="Songti SC" w:cs="Songti SC"/>
                 <w:b w:val="0"/>
                 <w:sz w:val="18"/>
               </w:rPr>
@@ -2728,7 +2940,7 @@
             <w:r/>
             <w:r>
               <w:rPr>
-                <w:rFonts w:ascii="FangSong_GB2312" w:hAnsi="FangSong_GB2312" w:eastAsia="FangSong_GB2312" w:cs="FangSong_GB2312"/>
+                <w:rFonts w:ascii="Songti SC" w:hAnsi="Songti SC" w:eastAsia="Songti SC" w:cs="Songti SC"/>
                 <w:b w:val="0"/>
                 <w:sz w:val="18"/>
               </w:rPr>
@@ -2754,7 +2966,7 @@
             <w:r/>
             <w:r>
               <w:rPr>
-                <w:rFonts w:ascii="FangSong_GB2312" w:hAnsi="FangSong_GB2312" w:eastAsia="FangSong_GB2312" w:cs="FangSong_GB2312"/>
+                <w:rFonts w:ascii="Songti SC" w:hAnsi="Songti SC" w:eastAsia="Songti SC" w:cs="Songti SC"/>
                 <w:b w:val="0"/>
                 <w:sz w:val="18"/>
               </w:rPr>
@@ -2782,7 +2994,7 @@
             <w:r/>
             <w:r>
               <w:rPr>
-                <w:rFonts w:ascii="FangSong_GB2312" w:hAnsi="FangSong_GB2312" w:eastAsia="FangSong_GB2312" w:cs="FangSong_GB2312"/>
+                <w:rFonts w:ascii="Songti SC" w:hAnsi="Songti SC" w:eastAsia="Songti SC" w:cs="Songti SC"/>
                 <w:b w:val="0"/>
                 <w:sz w:val="18"/>
               </w:rPr>
@@ -2808,7 +3020,7 @@
             <w:r/>
             <w:r>
               <w:rPr>
-                <w:rFonts w:ascii="FangSong_GB2312" w:hAnsi="FangSong_GB2312" w:eastAsia="FangSong_GB2312" w:cs="FangSong_GB2312"/>
+                <w:rFonts w:ascii="Songti SC" w:hAnsi="Songti SC" w:eastAsia="Songti SC" w:cs="Songti SC"/>
                 <w:b w:val="0"/>
                 <w:sz w:val="18"/>
               </w:rPr>
@@ -2834,7 +3046,7 @@
             <w:r/>
             <w:r>
               <w:rPr>
-                <w:rFonts w:ascii="FangSong_GB2312" w:hAnsi="FangSong_GB2312" w:eastAsia="FangSong_GB2312" w:cs="FangSong_GB2312"/>
+                <w:rFonts w:ascii="Songti SC" w:hAnsi="Songti SC" w:eastAsia="Songti SC" w:cs="Songti SC"/>
                 <w:b w:val="0"/>
                 <w:sz w:val="18"/>
               </w:rPr>
@@ -2860,7 +3072,7 @@
             <w:r/>
             <w:r>
               <w:rPr>
-                <w:rFonts w:ascii="FangSong_GB2312" w:hAnsi="FangSong_GB2312" w:eastAsia="FangSong_GB2312" w:cs="FangSong_GB2312"/>
+                <w:rFonts w:ascii="Songti SC" w:hAnsi="Songti SC" w:eastAsia="Songti SC" w:cs="Songti SC"/>
                 <w:b w:val="0"/>
                 <w:sz w:val="18"/>
               </w:rPr>
@@ -2886,7 +3098,7 @@
             <w:r/>
             <w:r>
               <w:rPr>
-                <w:rFonts w:ascii="FangSong_GB2312" w:hAnsi="FangSong_GB2312" w:eastAsia="FangSong_GB2312" w:cs="FangSong_GB2312"/>
+                <w:rFonts w:ascii="Songti SC" w:hAnsi="Songti SC" w:eastAsia="Songti SC" w:cs="Songti SC"/>
                 <w:b w:val="0"/>
                 <w:sz w:val="18"/>
               </w:rPr>
@@ -2914,7 +3126,7 @@
             <w:r/>
             <w:r>
               <w:rPr>
-                <w:rFonts w:ascii="FangSong_GB2312" w:hAnsi="FangSong_GB2312" w:eastAsia="FangSong_GB2312" w:cs="FangSong_GB2312"/>
+                <w:rFonts w:ascii="Songti SC" w:hAnsi="Songti SC" w:eastAsia="Songti SC" w:cs="Songti SC"/>
                 <w:b w:val="0"/>
                 <w:sz w:val="18"/>
               </w:rPr>
@@ -2940,7 +3152,7 @@
             <w:r/>
             <w:r>
               <w:rPr>
-                <w:rFonts w:ascii="FangSong_GB2312" w:hAnsi="FangSong_GB2312" w:eastAsia="FangSong_GB2312" w:cs="FangSong_GB2312"/>
+                <w:rFonts w:ascii="Songti SC" w:hAnsi="Songti SC" w:eastAsia="Songti SC" w:cs="Songti SC"/>
                 <w:b w:val="0"/>
                 <w:sz w:val="18"/>
               </w:rPr>
@@ -2966,7 +3178,7 @@
             <w:r/>
             <w:r>
               <w:rPr>
-                <w:rFonts w:ascii="FangSong_GB2312" w:hAnsi="FangSong_GB2312" w:eastAsia="FangSong_GB2312" w:cs="FangSong_GB2312"/>
+                <w:rFonts w:ascii="Songti SC" w:hAnsi="Songti SC" w:eastAsia="Songti SC" w:cs="Songti SC"/>
                 <w:b w:val="0"/>
                 <w:sz w:val="18"/>
               </w:rPr>
@@ -2992,28 +3204,11 @@
             <w:r/>
             <w:r>
               <w:rPr>
-                <w:rFonts w:ascii="FangSong_GB2312" w:hAnsi="FangSong_GB2312" w:eastAsia="FangSong_GB2312" w:cs="FangSong_GB2312"/>
+                <w:rFonts w:ascii="Songti SC" w:hAnsi="Songti SC" w:eastAsia="Songti SC" w:cs="Songti SC"/>
                 <w:b w:val="0"/>
                 <w:sz w:val="18"/>
               </w:rPr>
-              <w:t xml:space="preserve">要求 Connector 先执行 </w:t>
-            </w:r>
-            <w:r>
-              <w:rPr>
-                <w:rFonts w:ascii="Courier New" w:hAnsi="Courier New" w:eastAsia="Courier New" w:cs="Courier New"/>
-                <w:b w:val="0"/>
-                <w:color w:val="1F3A5F"/>
-                <w:sz w:val="17"/>
-              </w:rPr>
-              <w:t>get_parts -quiet xc7vx690t*</w:t>
-            </w:r>
-            <w:r>
-              <w:rPr>
-                <w:rFonts w:ascii="FangSong_GB2312" w:hAnsi="FangSong_GB2312" w:eastAsia="FangSong_GB2312" w:cs="FangSong_GB2312"/>
-                <w:b w:val="0"/>
-                <w:sz w:val="18"/>
-              </w:rPr>
-              <w:t>；确认前禁止综合/实现</w:t>
+              <w:t>Connector 精确 query + 690T 综合/实现</w:t>
             </w:r>
           </w:p>
         </w:tc>
@@ -3035,11 +3230,11 @@
             <w:r/>
             <w:r>
               <w:rPr>
-                <w:rFonts w:ascii="FangSong_GB2312" w:hAnsi="FangSong_GB2312" w:eastAsia="FangSong_GB2312" w:cs="FangSong_GB2312"/>
+                <w:rFonts w:ascii="Songti SC" w:hAnsi="Songti SC" w:eastAsia="Songti SC" w:cs="Songti SC"/>
                 <w:b w:val="0"/>
                 <w:sz w:val="18"/>
               </w:rPr>
-              <w:t>blocked；worker-66 已知不含候选 part</w:t>
+              <w:t>技术关闭；profile/job/输入哈希已冻结</w:t>
             </w:r>
           </w:p>
         </w:tc>
@@ -3063,7 +3258,7 @@
             <w:r/>
             <w:r>
               <w:rPr>
-                <w:rFonts w:ascii="FangSong_GB2312" w:hAnsi="FangSong_GB2312" w:eastAsia="FangSong_GB2312" w:cs="FangSong_GB2312"/>
+                <w:rFonts w:ascii="Songti SC" w:hAnsi="Songti SC" w:eastAsia="Songti SC" w:cs="Songti SC"/>
                 <w:b w:val="0"/>
                 <w:sz w:val="18"/>
               </w:rPr>
@@ -3089,7 +3284,7 @@
             <w:r/>
             <w:r>
               <w:rPr>
-                <w:rFonts w:ascii="FangSong_GB2312" w:hAnsi="FangSong_GB2312" w:eastAsia="FangSong_GB2312" w:cs="FangSong_GB2312"/>
+                <w:rFonts w:ascii="Songti SC" w:hAnsi="Songti SC" w:eastAsia="Songti SC" w:cs="Songti SC"/>
                 <w:b w:val="0"/>
                 <w:sz w:val="18"/>
               </w:rPr>
@@ -3115,7 +3310,7 @@
             <w:r/>
             <w:r>
               <w:rPr>
-                <w:rFonts w:ascii="FangSong_GB2312" w:hAnsi="FangSong_GB2312" w:eastAsia="FangSong_GB2312" w:cs="FangSong_GB2312"/>
+                <w:rFonts w:ascii="Songti SC" w:hAnsi="Songti SC" w:eastAsia="Songti SC" w:cs="Songti SC"/>
                 <w:b w:val="0"/>
                 <w:sz w:val="18"/>
               </w:rPr>
@@ -3141,20 +3336,11 @@
             <w:r/>
             <w:r>
               <w:rPr>
-                <w:rFonts w:ascii="Courier New" w:hAnsi="Courier New" w:eastAsia="Courier New" w:cs="Courier New"/>
-                <w:b w:val="0"/>
-                <w:color w:val="1F3A5F"/>
-                <w:sz w:val="17"/>
-              </w:rPr>
-              <w:t>uart_board_top</w:t>
-            </w:r>
-            <w:r>
-              <w:rPr>
-                <w:rFonts w:ascii="FangSong_GB2312" w:hAnsi="FangSong_GB2312" w:eastAsia="FangSong_GB2312" w:cs="FangSong_GB2312"/>
+                <w:rFonts w:ascii="Songti SC" w:hAnsi="Songti SC" w:eastAsia="Songti SC" w:cs="Songti SC"/>
                 <w:b w:val="0"/>
                 <w:sz w:val="18"/>
               </w:rPr>
-              <w:t>、正式 XDC、码流和板测保持 fail-closed，只接受权威板级材料</w:t>
+              <w:t>采用 AMD UG887 v1.6，入库 XTP213/Master XDC，建立并修正板级包装/XDC</w:t>
             </w:r>
           </w:p>
         </w:tc>
@@ -3176,11 +3362,11 @@
             <w:r/>
             <w:r>
               <w:rPr>
-                <w:rFonts w:ascii="FangSong_GB2312" w:hAnsi="FangSong_GB2312" w:eastAsia="FangSong_GB2312" w:cs="FangSong_GB2312"/>
+                <w:rFonts w:ascii="Songti SC" w:hAnsi="Songti SC" w:eastAsia="Songti SC" w:cs="Songti SC"/>
                 <w:b w:val="0"/>
                 <w:sz w:val="18"/>
               </w:rPr>
-              <w:t>blocked；待硬件责任人提供材料</w:t>
+              <w:t>候选资料、约束和修订后实现技术关闭；实物修订复核与板测仍阻塞</w:t>
             </w:r>
           </w:p>
         </w:tc>
@@ -3204,7 +3390,7 @@
             <w:r/>
             <w:r>
               <w:rPr>
-                <w:rFonts w:ascii="FangSong_GB2312" w:hAnsi="FangSong_GB2312" w:eastAsia="FangSong_GB2312" w:cs="FangSong_GB2312"/>
+                <w:rFonts w:ascii="Songti SC" w:hAnsi="Songti SC" w:eastAsia="Songti SC" w:cs="Songti SC"/>
                 <w:b w:val="0"/>
                 <w:sz w:val="18"/>
               </w:rPr>
@@ -3230,7 +3416,7 @@
             <w:r/>
             <w:r>
               <w:rPr>
-                <w:rFonts w:ascii="FangSong_GB2312" w:hAnsi="FangSong_GB2312" w:eastAsia="FangSong_GB2312" w:cs="FangSong_GB2312"/>
+                <w:rFonts w:ascii="Songti SC" w:hAnsi="Songti SC" w:eastAsia="Songti SC" w:cs="Songti SC"/>
                 <w:b w:val="0"/>
                 <w:sz w:val="18"/>
               </w:rPr>
@@ -3256,7 +3442,7 @@
             <w:r/>
             <w:r>
               <w:rPr>
-                <w:rFonts w:ascii="FangSong_GB2312" w:hAnsi="FangSong_GB2312" w:eastAsia="FangSong_GB2312" w:cs="FangSong_GB2312"/>
+                <w:rFonts w:ascii="Songti SC" w:hAnsi="Songti SC" w:eastAsia="Songti SC" w:cs="Songti SC"/>
                 <w:b w:val="0"/>
                 <w:sz w:val="18"/>
               </w:rPr>
@@ -3282,11 +3468,11 @@
             <w:r/>
             <w:r>
               <w:rPr>
-                <w:rFonts w:ascii="FangSong_GB2312" w:hAnsi="FangSong_GB2312" w:eastAsia="FangSong_GB2312" w:cs="FangSong_GB2312"/>
+                <w:rFonts w:ascii="Songti SC" w:hAnsi="Songti SC" w:eastAsia="Songti SC" w:cs="Songti SC"/>
                 <w:b w:val="0"/>
                 <w:sz w:val="18"/>
               </w:rPr>
-              <w:t>要求 9600/115200 全量回归、批准覆盖分母、独立 CDC/验证和 690T 工具证据</w:t>
+              <w:t>9600/115200 全量回归、methodology/CDC/DRC/STA 和 690T 证据</w:t>
             </w:r>
           </w:p>
         </w:tc>
@@ -3308,11 +3494,11 @@
             <w:r/>
             <w:r>
               <w:rPr>
-                <w:rFonts w:ascii="FangSong_GB2312" w:hAnsi="FangSong_GB2312" w:eastAsia="FangSong_GB2312" w:cs="FangSong_GB2312"/>
+                <w:rFonts w:ascii="Songti SC" w:hAnsi="Songti SC" w:eastAsia="Songti SC" w:cs="Songti SC"/>
                 <w:b w:val="0"/>
                 <w:sz w:val="18"/>
               </w:rPr>
-              <w:t>planned/blocked；不得继承 K70T/9600 结果</w:t>
+              <w:t>动态/静态 exploratory 关闭；覆盖、独立验证和批准未闭合</w:t>
             </w:r>
           </w:p>
         </w:tc>
@@ -3368,7 +3554,7 @@
             <w:r/>
             <w:r>
               <w:rPr>
-                <w:rFonts w:ascii="FangSong_GB2312" w:hAnsi="FangSong_GB2312" w:eastAsia="FangSong_GB2312" w:cs="FangSong_GB2312"/>
+                <w:rFonts w:ascii="Songti SC" w:hAnsi="Songti SC" w:eastAsia="Songti SC" w:cs="Songti SC"/>
                 <w:b/>
                 <w:sz w:val="18"/>
               </w:rPr>
@@ -3395,7 +3581,7 @@
             <w:r/>
             <w:r>
               <w:rPr>
-                <w:rFonts w:ascii="FangSong_GB2312" w:hAnsi="FangSong_GB2312" w:eastAsia="FangSong_GB2312" w:cs="FangSong_GB2312"/>
+                <w:rFonts w:ascii="Songti SC" w:hAnsi="Songti SC" w:eastAsia="Songti SC" w:cs="Songti SC"/>
                 <w:b/>
                 <w:sz w:val="18"/>
               </w:rPr>
@@ -3422,7 +3608,7 @@
             <w:r/>
             <w:r>
               <w:rPr>
-                <w:rFonts w:ascii="FangSong_GB2312" w:hAnsi="FangSong_GB2312" w:eastAsia="FangSong_GB2312" w:cs="FangSong_GB2312"/>
+                <w:rFonts w:ascii="Songti SC" w:hAnsi="Songti SC" w:eastAsia="Songti SC" w:cs="Songti SC"/>
                 <w:b/>
                 <w:sz w:val="18"/>
               </w:rPr>
@@ -3449,7 +3635,7 @@
             <w:r/>
             <w:r>
               <w:rPr>
-                <w:rFonts w:ascii="FangSong_GB2312" w:hAnsi="FangSong_GB2312" w:eastAsia="FangSong_GB2312" w:cs="FangSong_GB2312"/>
+                <w:rFonts w:ascii="Songti SC" w:hAnsi="Songti SC" w:eastAsia="Songti SC" w:cs="Songti SC"/>
                 <w:b/>
                 <w:sz w:val="18"/>
               </w:rPr>
@@ -3477,7 +3663,7 @@
             <w:r/>
             <w:r>
               <w:rPr>
-                <w:rFonts w:ascii="FangSong_GB2312" w:hAnsi="FangSong_GB2312" w:eastAsia="FangSong_GB2312" w:cs="FangSong_GB2312"/>
+                <w:rFonts w:ascii="Songti SC" w:hAnsi="Songti SC" w:eastAsia="Songti SC" w:cs="Songti SC"/>
                 <w:b w:val="0"/>
                 <w:sz w:val="18"/>
               </w:rPr>
@@ -3503,7 +3689,7 @@
             <w:r/>
             <w:r>
               <w:rPr>
-                <w:rFonts w:ascii="FangSong_GB2312" w:hAnsi="FangSong_GB2312" w:eastAsia="FangSong_GB2312" w:cs="FangSong_GB2312"/>
+                <w:rFonts w:ascii="Songti SC" w:hAnsi="Songti SC" w:eastAsia="Songti SC" w:cs="Songti SC"/>
                 <w:b w:val="0"/>
                 <w:sz w:val="18"/>
               </w:rPr>
@@ -3529,7 +3715,7 @@
             <w:r/>
             <w:r>
               <w:rPr>
-                <w:rFonts w:ascii="FangSong_GB2312" w:hAnsi="FangSong_GB2312" w:eastAsia="FangSong_GB2312" w:cs="FangSong_GB2312"/>
+                <w:rFonts w:ascii="Songti SC" w:hAnsi="Songti SC" w:eastAsia="Songti SC" w:cs="Songti SC"/>
                 <w:b w:val="0"/>
                 <w:sz w:val="18"/>
               </w:rPr>
@@ -3555,7 +3741,7 @@
             <w:r/>
             <w:r>
               <w:rPr>
-                <w:rFonts w:ascii="FangSong_GB2312" w:hAnsi="FangSong_GB2312" w:eastAsia="FangSong_GB2312" w:cs="FangSong_GB2312"/>
+                <w:rFonts w:ascii="Songti SC" w:hAnsi="Songti SC" w:eastAsia="Songti SC" w:cs="Songti SC"/>
                 <w:b w:val="0"/>
                 <w:sz w:val="18"/>
               </w:rPr>
@@ -3583,7 +3769,7 @@
             <w:r/>
             <w:r>
               <w:rPr>
-                <w:rFonts w:ascii="FangSong_GB2312" w:hAnsi="FangSong_GB2312" w:eastAsia="FangSong_GB2312" w:cs="FangSong_GB2312"/>
+                <w:rFonts w:ascii="Songti SC" w:hAnsi="Songti SC" w:eastAsia="Songti SC" w:cs="Songti SC"/>
                 <w:b w:val="0"/>
                 <w:sz w:val="18"/>
               </w:rPr>
@@ -3609,7 +3795,7 @@
             <w:r/>
             <w:r>
               <w:rPr>
-                <w:rFonts w:ascii="FangSong_GB2312" w:hAnsi="FangSong_GB2312" w:eastAsia="FangSong_GB2312" w:cs="FangSong_GB2312"/>
+                <w:rFonts w:ascii="Songti SC" w:hAnsi="Songti SC" w:eastAsia="Songti SC" w:cs="Songti SC"/>
                 <w:b w:val="0"/>
                 <w:sz w:val="18"/>
               </w:rPr>
@@ -3635,7 +3821,7 @@
             <w:r/>
             <w:r>
               <w:rPr>
-                <w:rFonts w:ascii="FangSong_GB2312" w:hAnsi="FangSong_GB2312" w:eastAsia="FangSong_GB2312" w:cs="FangSong_GB2312"/>
+                <w:rFonts w:ascii="Songti SC" w:hAnsi="Songti SC" w:eastAsia="Songti SC" w:cs="Songti SC"/>
                 <w:b w:val="0"/>
                 <w:sz w:val="18"/>
               </w:rPr>
@@ -3661,7 +3847,7 @@
             <w:r/>
             <w:r>
               <w:rPr>
-                <w:rFonts w:ascii="FangSong_GB2312" w:hAnsi="FangSong_GB2312" w:eastAsia="FangSong_GB2312" w:cs="FangSong_GB2312"/>
+                <w:rFonts w:ascii="Songti SC" w:hAnsi="Songti SC" w:eastAsia="Songti SC" w:cs="Songti SC"/>
                 <w:b w:val="0"/>
                 <w:sz w:val="18"/>
               </w:rPr>
@@ -3689,7 +3875,7 @@
             <w:r/>
             <w:r>
               <w:rPr>
-                <w:rFonts w:ascii="FangSong_GB2312" w:hAnsi="FangSong_GB2312" w:eastAsia="FangSong_GB2312" w:cs="FangSong_GB2312"/>
+                <w:rFonts w:ascii="Songti SC" w:hAnsi="Songti SC" w:eastAsia="Songti SC" w:cs="Songti SC"/>
                 <w:b w:val="0"/>
                 <w:sz w:val="18"/>
               </w:rPr>
@@ -3715,7 +3901,7 @@
             <w:r/>
             <w:r>
               <w:rPr>
-                <w:rFonts w:ascii="FangSong_GB2312" w:hAnsi="FangSong_GB2312" w:eastAsia="FangSong_GB2312" w:cs="FangSong_GB2312"/>
+                <w:rFonts w:ascii="Songti SC" w:hAnsi="Songti SC" w:eastAsia="Songti SC" w:cs="Songti SC"/>
                 <w:b w:val="0"/>
                 <w:sz w:val="18"/>
               </w:rPr>
@@ -3741,11 +3927,11 @@
             <w:r/>
             <w:r>
               <w:rPr>
-                <w:rFonts w:ascii="FangSong_GB2312" w:hAnsi="FangSong_GB2312" w:eastAsia="FangSong_GB2312" w:cs="FangSong_GB2312"/>
+                <w:rFonts w:ascii="Songti SC" w:hAnsi="Songti SC" w:eastAsia="Songti SC" w:cs="Songti SC"/>
                 <w:b w:val="0"/>
                 <w:sz w:val="18"/>
               </w:rPr>
-              <w:t>代码一致</w:t>
+              <w:t>代码一致；report_cdc 仅 CDC-3 Info ×1</w:t>
             </w:r>
           </w:p>
         </w:tc>
@@ -3767,11 +3953,11 @@
             <w:r/>
             <w:r>
               <w:rPr>
-                <w:rFonts w:ascii="FangSong_GB2312" w:hAnsi="FangSong_GB2312" w:eastAsia="FangSong_GB2312" w:cs="FangSong_GB2312"/>
+                <w:rFonts w:ascii="Songti SC" w:hAnsi="Songti SC" w:eastAsia="Songti SC" w:cs="Songti SC"/>
                 <w:b w:val="0"/>
                 <w:sz w:val="18"/>
               </w:rPr>
-              <w:t>静态 CDC/MTBF 适用性</w:t>
+              <w:t>独立 CDC/MTBF 适用性审核</w:t>
             </w:r>
           </w:p>
         </w:tc>
@@ -3795,7 +3981,7 @@
             <w:r/>
             <w:r>
               <w:rPr>
-                <w:rFonts w:ascii="FangSong_GB2312" w:hAnsi="FangSong_GB2312" w:eastAsia="FangSong_GB2312" w:cs="FangSong_GB2312"/>
+                <w:rFonts w:ascii="Songti SC" w:hAnsi="Songti SC" w:eastAsia="Songti SC" w:cs="Songti SC"/>
                 <w:b w:val="0"/>
                 <w:sz w:val="18"/>
               </w:rPr>
@@ -3821,7 +4007,7 @@
             <w:r/>
             <w:r>
               <w:rPr>
-                <w:rFonts w:ascii="FangSong_GB2312" w:hAnsi="FangSong_GB2312" w:eastAsia="FangSong_GB2312" w:cs="FangSong_GB2312"/>
+                <w:rFonts w:ascii="Songti SC" w:hAnsi="Songti SC" w:eastAsia="Songti SC" w:cs="Songti SC"/>
                 <w:b w:val="0"/>
                 <w:sz w:val="18"/>
               </w:rPr>
@@ -3847,7 +4033,7 @@
             <w:r/>
             <w:r>
               <w:rPr>
-                <w:rFonts w:ascii="FangSong_GB2312" w:hAnsi="FangSong_GB2312" w:eastAsia="FangSong_GB2312" w:cs="FangSong_GB2312"/>
+                <w:rFonts w:ascii="Songti SC" w:hAnsi="Songti SC" w:eastAsia="Songti SC" w:cs="Songti SC"/>
                 <w:b w:val="0"/>
                 <w:sz w:val="18"/>
               </w:rPr>
@@ -3873,7 +4059,7 @@
             <w:r/>
             <w:r>
               <w:rPr>
-                <w:rFonts w:ascii="FangSong_GB2312" w:hAnsi="FangSong_GB2312" w:eastAsia="FangSong_GB2312" w:cs="FangSong_GB2312"/>
+                <w:rFonts w:ascii="Songti SC" w:hAnsi="Songti SC" w:eastAsia="Songti SC" w:cs="Songti SC"/>
                 <w:b w:val="0"/>
                 <w:sz w:val="18"/>
               </w:rPr>
@@ -3901,7 +4087,7 @@
             <w:r/>
             <w:r>
               <w:rPr>
-                <w:rFonts w:ascii="FangSong_GB2312" w:hAnsi="FangSong_GB2312" w:eastAsia="FangSong_GB2312" w:cs="FangSong_GB2312"/>
+                <w:rFonts w:ascii="Songti SC" w:hAnsi="Songti SC" w:eastAsia="Songti SC" w:cs="Songti SC"/>
                 <w:b w:val="0"/>
                 <w:sz w:val="18"/>
               </w:rPr>
@@ -3927,7 +4113,7 @@
             <w:r/>
             <w:r>
               <w:rPr>
-                <w:rFonts w:ascii="FangSong_GB2312" w:hAnsi="FangSong_GB2312" w:eastAsia="FangSong_GB2312" w:cs="FangSong_GB2312"/>
+                <w:rFonts w:ascii="Songti SC" w:hAnsi="Songti SC" w:eastAsia="Songti SC" w:cs="Songti SC"/>
                 <w:b w:val="0"/>
                 <w:sz w:val="18"/>
               </w:rPr>
@@ -3953,11 +4139,11 @@
             <w:r/>
             <w:r>
               <w:rPr>
-                <w:rFonts w:ascii="FangSong_GB2312" w:hAnsi="FangSong_GB2312" w:eastAsia="FangSong_GB2312" w:cs="FangSong_GB2312"/>
+                <w:rFonts w:ascii="Songti SC" w:hAnsi="Songti SC" w:eastAsia="Songti SC" w:cs="Songti SC"/>
                 <w:b w:val="0"/>
                 <w:sz w:val="18"/>
               </w:rPr>
-              <w:t>9600 历史分析和 STC-06/09 一致</w:t>
+              <w:t>9600/115200 STC-01～10 均通过</w:t>
             </w:r>
           </w:p>
         </w:tc>
@@ -3979,11 +4165,11 @@
             <w:r/>
             <w:r>
               <w:rPr>
-                <w:rFonts w:ascii="FangSong_GB2312" w:hAnsi="FangSong_GB2312" w:eastAsia="FangSong_GB2312" w:cs="FangSong_GB2312"/>
+                <w:rFonts w:ascii="Songti SC" w:hAnsi="Songti SC" w:eastAsia="Songti SC" w:cs="Songti SC"/>
                 <w:b w:val="0"/>
                 <w:sz w:val="18"/>
               </w:rPr>
-              <w:t>115200 全量参数回归</w:t>
+              <w:t>正式受控回归和批准</w:t>
             </w:r>
           </w:p>
         </w:tc>
@@ -4007,7 +4193,7 @@
             <w:r/>
             <w:r>
               <w:rPr>
-                <w:rFonts w:ascii="FangSong_GB2312" w:hAnsi="FangSong_GB2312" w:eastAsia="FangSong_GB2312" w:cs="FangSong_GB2312"/>
+                <w:rFonts w:ascii="Songti SC" w:hAnsi="Songti SC" w:eastAsia="Songti SC" w:cs="Songti SC"/>
                 <w:b w:val="0"/>
                 <w:sz w:val="18"/>
               </w:rPr>
@@ -4033,7 +4219,7 @@
             <w:r/>
             <w:r>
               <w:rPr>
-                <w:rFonts w:ascii="FangSong_GB2312" w:hAnsi="FangSong_GB2312" w:eastAsia="FangSong_GB2312" w:cs="FangSong_GB2312"/>
+                <w:rFonts w:ascii="Songti SC" w:hAnsi="Songti SC" w:eastAsia="Songti SC" w:cs="Songti SC"/>
                 <w:b w:val="0"/>
                 <w:sz w:val="18"/>
               </w:rPr>
@@ -4059,11 +4245,11 @@
             <w:r/>
             <w:r>
               <w:rPr>
-                <w:rFonts w:ascii="FangSong_GB2312" w:hAnsi="FangSong_GB2312" w:eastAsia="FangSong_GB2312" w:cs="FangSong_GB2312"/>
+                <w:rFonts w:ascii="Songti SC" w:hAnsi="Songti SC" w:eastAsia="Songti SC" w:cs="Songti SC"/>
                 <w:b w:val="0"/>
                 <w:sz w:val="18"/>
               </w:rPr>
-              <w:t>文件用途一致</w:t>
+              <w:t>UG887/XTP213/Master XDC 候选事实一致；修订后 direct DRC/methodology 0 违规</w:t>
             </w:r>
           </w:p>
         </w:tc>
@@ -4085,11 +4271,11 @@
             <w:r/>
             <w:r>
               <w:rPr>
-                <w:rFonts w:ascii="FangSong_GB2312" w:hAnsi="FangSong_GB2312" w:eastAsia="FangSong_GB2312" w:cs="FangSong_GB2312"/>
+                <w:rFonts w:ascii="Songti SC" w:hAnsi="Songti SC" w:eastAsia="Songti SC" w:cs="Songti SC"/>
                 <w:b w:val="0"/>
                 <w:sz w:val="18"/>
               </w:rPr>
-              <w:t>板级事实和门禁策略</w:t>
+              <w:t>独立证据复核与实物板修订复核</w:t>
             </w:r>
           </w:p>
         </w:tc>
@@ -4113,7 +4299,7 @@
             <w:r/>
             <w:r>
               <w:rPr>
-                <w:rFonts w:ascii="FangSong_GB2312" w:hAnsi="FangSong_GB2312" w:eastAsia="FangSong_GB2312" w:cs="FangSong_GB2312"/>
+                <w:rFonts w:ascii="Songti SC" w:hAnsi="Songti SC" w:eastAsia="Songti SC" w:cs="Songti SC"/>
                 <w:b w:val="0"/>
                 <w:sz w:val="18"/>
               </w:rPr>
@@ -4139,7 +4325,7 @@
             <w:r/>
             <w:r>
               <w:rPr>
-                <w:rFonts w:ascii="FangSong_GB2312" w:hAnsi="FangSong_GB2312" w:eastAsia="FangSong_GB2312" w:cs="FangSong_GB2312"/>
+                <w:rFonts w:ascii="Songti SC" w:hAnsi="Songti SC" w:eastAsia="Songti SC" w:cs="Songti SC"/>
                 <w:b w:val="0"/>
                 <w:sz w:val="18"/>
               </w:rPr>
@@ -4165,7 +4351,7 @@
             <w:r/>
             <w:r>
               <w:rPr>
-                <w:rFonts w:ascii="FangSong_GB2312" w:hAnsi="FangSong_GB2312" w:eastAsia="FangSong_GB2312" w:cs="FangSong_GB2312"/>
+                <w:rFonts w:ascii="Songti SC" w:hAnsi="Songti SC" w:eastAsia="Songti SC" w:cs="Songti SC"/>
                 <w:b w:val="0"/>
                 <w:sz w:val="18"/>
               </w:rPr>
@@ -4191,7 +4377,7 @@
             <w:r/>
             <w:r>
               <w:rPr>
-                <w:rFonts w:ascii="FangSong_GB2312" w:hAnsi="FangSong_GB2312" w:eastAsia="FangSong_GB2312" w:cs="FangSong_GB2312"/>
+                <w:rFonts w:ascii="Songti SC" w:hAnsi="Songti SC" w:eastAsia="Songti SC" w:cs="Songti SC"/>
                 <w:b w:val="0"/>
                 <w:sz w:val="18"/>
               </w:rPr>
@@ -4219,7 +4405,7 @@
             <w:r/>
             <w:r>
               <w:rPr>
-                <w:rFonts w:ascii="FangSong_GB2312" w:hAnsi="FangSong_GB2312" w:eastAsia="FangSong_GB2312" w:cs="FangSong_GB2312"/>
+                <w:rFonts w:ascii="Songti SC" w:hAnsi="Songti SC" w:eastAsia="Songti SC" w:cs="Songti SC"/>
                 <w:b w:val="0"/>
                 <w:sz w:val="18"/>
               </w:rPr>
@@ -4245,7 +4431,7 @@
             <w:r/>
             <w:r>
               <w:rPr>
-                <w:rFonts w:ascii="FangSong_GB2312" w:hAnsi="FangSong_GB2312" w:eastAsia="FangSong_GB2312" w:cs="FangSong_GB2312"/>
+                <w:rFonts w:ascii="Songti SC" w:hAnsi="Songti SC" w:eastAsia="Songti SC" w:cs="Songti SC"/>
                 <w:b w:val="0"/>
                 <w:sz w:val="18"/>
               </w:rPr>
@@ -4271,7 +4457,7 @@
             <w:r/>
             <w:r>
               <w:rPr>
-                <w:rFonts w:ascii="FangSong_GB2312" w:hAnsi="FangSong_GB2312" w:eastAsia="FangSong_GB2312" w:cs="FangSong_GB2312"/>
+                <w:rFonts w:ascii="Songti SC" w:hAnsi="Songti SC" w:eastAsia="Songti SC" w:cs="Songti SC"/>
                 <w:b w:val="0"/>
                 <w:sz w:val="18"/>
               </w:rPr>
@@ -4297,7 +4483,7 @@
             <w:r/>
             <w:r>
               <w:rPr>
-                <w:rFonts w:ascii="FangSong_GB2312" w:hAnsi="FangSong_GB2312" w:eastAsia="FangSong_GB2312" w:cs="FangSong_GB2312"/>
+                <w:rFonts w:ascii="Songti SC" w:hAnsi="Songti SC" w:eastAsia="Songti SC" w:cs="Songti SC"/>
                 <w:b w:val="0"/>
                 <w:sz w:val="18"/>
               </w:rPr>
@@ -4325,7 +4511,7 @@
             <w:r/>
             <w:r>
               <w:rPr>
-                <w:rFonts w:ascii="FangSong_GB2312" w:hAnsi="FangSong_GB2312" w:eastAsia="FangSong_GB2312" w:cs="FangSong_GB2312"/>
+                <w:rFonts w:ascii="Songti SC" w:hAnsi="Songti SC" w:eastAsia="Songti SC" w:cs="Songti SC"/>
                 <w:b w:val="0"/>
                 <w:sz w:val="18"/>
               </w:rPr>
@@ -4351,7 +4537,7 @@
             <w:r/>
             <w:r>
               <w:rPr>
-                <w:rFonts w:ascii="FangSong_GB2312" w:hAnsi="FangSong_GB2312" w:eastAsia="FangSong_GB2312" w:cs="FangSong_GB2312"/>
+                <w:rFonts w:ascii="Songti SC" w:hAnsi="Songti SC" w:eastAsia="Songti SC" w:cs="Songti SC"/>
                 <w:b w:val="0"/>
                 <w:sz w:val="18"/>
               </w:rPr>
@@ -4377,7 +4563,7 @@
             <w:r/>
             <w:r>
               <w:rPr>
-                <w:rFonts w:ascii="FangSong_GB2312" w:hAnsi="FangSong_GB2312" w:eastAsia="FangSong_GB2312" w:cs="FangSong_GB2312"/>
+                <w:rFonts w:ascii="Songti SC" w:hAnsi="Songti SC" w:eastAsia="Songti SC" w:cs="Songti SC"/>
                 <w:b w:val="0"/>
                 <w:sz w:val="18"/>
               </w:rPr>
@@ -4403,7 +4589,7 @@
             <w:r/>
             <w:r>
               <w:rPr>
-                <w:rFonts w:ascii="FangSong_GB2312" w:hAnsi="FangSong_GB2312" w:eastAsia="FangSong_GB2312" w:cs="FangSong_GB2312"/>
+                <w:rFonts w:ascii="Songti SC" w:hAnsi="Songti SC" w:eastAsia="Songti SC" w:cs="Songti SC"/>
                 <w:b w:val="0"/>
                 <w:sz w:val="18"/>
               </w:rPr>
@@ -4431,7 +4617,7 @@
             <w:r/>
             <w:r>
               <w:rPr>
-                <w:rFonts w:ascii="FangSong_GB2312" w:hAnsi="FangSong_GB2312" w:eastAsia="FangSong_GB2312" w:cs="FangSong_GB2312"/>
+                <w:rFonts w:ascii="Songti SC" w:hAnsi="Songti SC" w:eastAsia="Songti SC" w:cs="Songti SC"/>
                 <w:b w:val="0"/>
                 <w:sz w:val="18"/>
               </w:rPr>
@@ -4457,7 +4643,7 @@
             <w:r/>
             <w:r>
               <w:rPr>
-                <w:rFonts w:ascii="FangSong_GB2312" w:hAnsi="FangSong_GB2312" w:eastAsia="FangSong_GB2312" w:cs="FangSong_GB2312"/>
+                <w:rFonts w:ascii="Songti SC" w:hAnsi="Songti SC" w:eastAsia="Songti SC" w:cs="Songti SC"/>
                 <w:b w:val="0"/>
                 <w:sz w:val="18"/>
               </w:rPr>
@@ -4483,7 +4669,7 @@
             <w:r/>
             <w:r>
               <w:rPr>
-                <w:rFonts w:ascii="FangSong_GB2312" w:hAnsi="FangSong_GB2312" w:eastAsia="FangSong_GB2312" w:cs="FangSong_GB2312"/>
+                <w:rFonts w:ascii="Songti SC" w:hAnsi="Songti SC" w:eastAsia="Songti SC" w:cs="Songti SC"/>
                 <w:b w:val="0"/>
                 <w:sz w:val="18"/>
               </w:rPr>
@@ -4509,7 +4695,7 @@
             <w:r/>
             <w:r>
               <w:rPr>
-                <w:rFonts w:ascii="FangSong_GB2312" w:hAnsi="FangSong_GB2312" w:eastAsia="FangSong_GB2312" w:cs="FangSong_GB2312"/>
+                <w:rFonts w:ascii="Songti SC" w:hAnsi="Songti SC" w:eastAsia="Songti SC" w:cs="Songti SC"/>
                 <w:b w:val="0"/>
                 <w:sz w:val="18"/>
               </w:rPr>
@@ -4537,7 +4723,7 @@
             <w:r/>
             <w:r>
               <w:rPr>
-                <w:rFonts w:ascii="FangSong_GB2312" w:hAnsi="FangSong_GB2312" w:eastAsia="FangSong_GB2312" w:cs="FangSong_GB2312"/>
+                <w:rFonts w:ascii="Songti SC" w:hAnsi="Songti SC" w:eastAsia="Songti SC" w:cs="Songti SC"/>
                 <w:b w:val="0"/>
                 <w:sz w:val="18"/>
               </w:rPr>
@@ -4563,7 +4749,7 @@
             <w:r/>
             <w:r>
               <w:rPr>
-                <w:rFonts w:ascii="FangSong_GB2312" w:hAnsi="FangSong_GB2312" w:eastAsia="FangSong_GB2312" w:cs="FangSong_GB2312"/>
+                <w:rFonts w:ascii="Songti SC" w:hAnsi="Songti SC" w:eastAsia="Songti SC" w:cs="Songti SC"/>
                 <w:b w:val="0"/>
                 <w:sz w:val="18"/>
               </w:rPr>
@@ -4589,7 +4775,7 @@
             <w:r/>
             <w:r>
               <w:rPr>
-                <w:rFonts w:ascii="FangSong_GB2312" w:hAnsi="FangSong_GB2312" w:eastAsia="FangSong_GB2312" w:cs="FangSong_GB2312"/>
+                <w:rFonts w:ascii="Songti SC" w:hAnsi="Songti SC" w:eastAsia="Songti SC" w:cs="Songti SC"/>
                 <w:b w:val="0"/>
                 <w:sz w:val="18"/>
               </w:rPr>
@@ -4615,7 +4801,7 @@
             <w:r/>
             <w:r>
               <w:rPr>
-                <w:rFonts w:ascii="FangSong_GB2312" w:hAnsi="FangSong_GB2312" w:eastAsia="FangSong_GB2312" w:cs="FangSong_GB2312"/>
+                <w:rFonts w:ascii="Songti SC" w:hAnsi="Songti SC" w:eastAsia="Songti SC" w:cs="Songti SC"/>
                 <w:b w:val="0"/>
                 <w:sz w:val="18"/>
               </w:rPr>
@@ -4648,7 +4834,7 @@
       </w:pPr>
       <w:r>
         <w:rPr>
-          <w:rFonts w:ascii="FangSong_GB2312" w:hAnsi="FangSong_GB2312" w:eastAsia="FangSong_GB2312" w:cs="FangSong_GB2312"/>
+          <w:rFonts w:ascii="Songti SC" w:hAnsi="Songti SC" w:eastAsia="Songti SC" w:cs="Songti SC"/>
           <w:b w:val="0"/>
           <w:sz w:val="22"/>
         </w:rPr>
@@ -4665,7 +4851,7 @@
       </w:pPr>
       <w:r>
         <w:rPr>
-          <w:rFonts w:ascii="FangSong_GB2312" w:hAnsi="FangSong_GB2312" w:eastAsia="FangSong_GB2312" w:cs="FangSong_GB2312"/>
+          <w:rFonts w:ascii="Songti SC" w:hAnsi="Songti SC" w:eastAsia="Songti SC" w:cs="Songti SC"/>
           <w:b w:val="0"/>
           <w:sz w:val="22"/>
         </w:rPr>
@@ -4682,7 +4868,7 @@
       </w:pPr>
       <w:r>
         <w:rPr>
-          <w:rFonts w:ascii="FangSong_GB2312" w:hAnsi="FangSong_GB2312" w:eastAsia="FangSong_GB2312" w:cs="FangSong_GB2312"/>
+          <w:rFonts w:ascii="Songti SC" w:hAnsi="Songti SC" w:eastAsia="Songti SC" w:cs="Songti SC"/>
           <w:b w:val="0"/>
           <w:sz w:val="22"/>
         </w:rPr>
@@ -4699,7 +4885,7 @@
       </w:pPr>
       <w:r>
         <w:rPr>
-          <w:rFonts w:ascii="FangSong_GB2312" w:hAnsi="FangSong_GB2312" w:eastAsia="FangSong_GB2312" w:cs="FangSong_GB2312"/>
+          <w:rFonts w:ascii="Songti SC" w:hAnsi="Songti SC" w:eastAsia="Songti SC" w:cs="Songti SC"/>
           <w:b w:val="0"/>
           <w:sz w:val="22"/>
         </w:rPr>
@@ -4716,11 +4902,11 @@
       </w:pPr>
       <w:r>
         <w:rPr>
-          <w:rFonts w:ascii="FangSong_GB2312" w:hAnsi="FangSong_GB2312" w:eastAsia="FangSong_GB2312" w:cs="FangSong_GB2312"/>
+          <w:rFonts w:ascii="Songti SC" w:hAnsi="Songti SC" w:eastAsia="Songti SC" w:cs="Songti SC"/>
           <w:b w:val="0"/>
           <w:sz w:val="22"/>
         </w:rPr>
-        <w:t>精确 XC7VX690T part 未由真实 Connector/Vivado 确认；板卡、管脚、Bank 电压、IOSTANDARD、USB-UART、接口时序预算、配置器件和仪器未知；</w:t>
+        <w:t>XTP213 原理图/Master XDC 已入库交叉核对；实物板卡修订、配置/下载规程和仪器仍待硬件责任人确认；</w:t>
       </w:r>
     </w:p>
     <w:p>
@@ -4733,11 +4919,11 @@
       </w:pPr>
       <w:r>
         <w:rPr>
-          <w:rFonts w:ascii="FangSong_GB2312" w:hAnsi="FangSong_GB2312" w:eastAsia="FangSong_GB2312" w:cs="FangSong_GB2312"/>
+          <w:rFonts w:ascii="Songti SC" w:hAnsi="Songti SC" w:eastAsia="Songti SC" w:cs="Songti SC"/>
           <w:b w:val="0"/>
           <w:sz w:val="22"/>
         </w:rPr>
-        <w:t>115200 全量回归和正式 CDC/Lint/覆盖率未执行，门级/SDF 的适用性或证据未闭合；</w:t>
+        <w:t>9600/115200、methodology/CDC/DRC/STA 已有 exploratory 证据，但正式 Lint/覆盖率、独立验证和门级/SDF 适用性仍未闭合；</w:t>
       </w:r>
     </w:p>
     <w:p>
@@ -4750,7 +4936,7 @@
       </w:pPr>
       <w:r>
         <w:rPr>
-          <w:rFonts w:ascii="FangSong_GB2312" w:hAnsi="FangSong_GB2312" w:eastAsia="FangSong_GB2312" w:cs="FangSong_GB2312"/>
+          <w:rFonts w:ascii="Songti SC" w:hAnsi="Songti SC" w:eastAsia="Songti SC" w:cs="Songti SC"/>
           <w:b w:val="0"/>
           <w:sz w:val="22"/>
         </w:rPr>
@@ -4771,11 +4957,45 @@
       </w:pPr>
       <w:r>
         <w:rPr>
-          <w:rFonts w:ascii="FangSong_GB2312" w:hAnsi="FangSong_GB2312" w:eastAsia="FangSong_GB2312" w:cs="FangSong_GB2312"/>
+          <w:rFonts w:ascii="Songti SC" w:hAnsi="Songti SC" w:eastAsia="Songti SC" w:cs="Songti SC"/>
           <w:b w:val="0"/>
           <w:sz w:val="22"/>
         </w:rPr>
-        <w:t xml:space="preserve">v2.3 已把 XC7VX690T、板载 USB-UART 边界、115200、中等保证、全角色和 22 类 Word 候选结构纳入受审对象，并保持历史 K70T/9600 证据边界。它可作为后续工程和人工评审的参考候选，但精确 part、板级材料、扩展回归、覆盖、独立验证和批准均未闭合，结论不是“通过”。候选决定为 </w:t>
+        <w:t xml:space="preserve">v2.5 已在 VC709 / </w:t>
+      </w:r>
+      <w:r>
+        <w:rPr>
+          <w:rFonts w:ascii="Courier New" w:hAnsi="Courier New" w:eastAsia="Courier New" w:cs="Courier New"/>
+          <w:b w:val="0"/>
+          <w:color w:val="1F3A5F"/>
+          <w:sz w:val="21"/>
+        </w:rPr>
+        <w:t>xc7vx690tffg1761-2</w:t>
+      </w:r>
+      <w:r>
+        <w:rPr>
+          <w:rFonts w:ascii="Songti SC" w:hAnsi="Songti SC" w:eastAsia="Songti SC" w:cs="Songti SC"/>
+          <w:b w:val="0"/>
+          <w:sz w:val="22"/>
+        </w:rPr>
+        <w:t xml:space="preserve"> 上通过冻结的 Mac→66 直连和全新 job 身份完成精确查询、9600/115200 XSim、综合，以及官方 </w:t>
+      </w:r>
+      <w:r>
+        <w:rPr>
+          <w:rFonts w:ascii="Courier New" w:hAnsi="Courier New" w:eastAsia="Courier New" w:cs="Courier New"/>
+          <w:b w:val="0"/>
+          <w:color w:val="1F3A5F"/>
+          <w:sz w:val="21"/>
+        </w:rPr>
+        <w:t>DIFF_SSTL15</w:t>
+      </w:r>
+      <w:r>
+        <w:rPr>
+          <w:rFonts w:ascii="Songti SC" w:hAnsi="Songti SC" w:eastAsia="Songti SC" w:cs="Songti SC"/>
+          <w:b w:val="0"/>
+          <w:sz w:val="22"/>
+        </w:rPr>
+        <w:t xml:space="preserve"> 约束下的布局布线、methodology、CDC、DRC、STA 和资源报告，并明确未生成 bitstream；旧 140 路径及 2026-08-27 证据不作为当前输入。它可作为后续工程和人工评审的技术参考候选，但实物修订、覆盖、独立验证、批准和实物确认均未闭合，结论不是“通过”。候选决定为 </w:t>
       </w:r>
       <w:r>
         <w:rPr>
@@ -4788,7 +5008,7 @@
       </w:r>
       <w:r>
         <w:rPr>
-          <w:rFonts w:ascii="FangSong_GB2312" w:hAnsi="FangSong_GB2312" w:eastAsia="FangSong_GB2312" w:cs="FangSong_GB2312"/>
+          <w:rFonts w:ascii="Songti SC" w:hAnsi="Songti SC" w:eastAsia="Songti SC" w:cs="Songti SC"/>
           <w:b w:val="0"/>
           <w:sz w:val="22"/>
         </w:rPr>
@@ -4809,7 +5029,7 @@
       </w:pPr>
       <w:r>
         <w:rPr>
-          <w:rFonts w:ascii="FangSong_GB2312" w:hAnsi="FangSong_GB2312" w:eastAsia="FangSong_GB2312" w:cs="FangSong_GB2312"/>
+          <w:rFonts w:ascii="Songti SC" w:hAnsi="Songti SC" w:eastAsia="Songti SC" w:cs="Songti SC"/>
           <w:b w:val="0"/>
           <w:sz w:val="22"/>
         </w:rPr>
@@ -4830,7 +5050,7 @@
       </w:pPr>
       <w:r>
         <w:rPr>
-          <w:rFonts w:ascii="FangSong_GB2312" w:hAnsi="FangSong_GB2312" w:eastAsia="FangSong_GB2312" w:cs="FangSong_GB2312"/>
+          <w:rFonts w:ascii="Songti SC" w:hAnsi="Songti SC" w:eastAsia="Songti SC" w:cs="Songti SC"/>
           <w:b w:val="0"/>
           <w:sz w:val="22"/>
         </w:rPr>
@@ -4858,7 +5078,7 @@
     </w:pPr>
     <w:r>
       <w:rPr>
-        <w:rFonts w:ascii="FangSong_GB2312" w:hAnsi="FangSong_GB2312" w:eastAsia="FangSong_GB2312" w:cs="FangSong_GB2312"/>
+        <w:rFonts w:ascii="Songti SC" w:hAnsi="Songti SC" w:eastAsia="Songti SC" w:cs="Songti SC"/>
         <w:color w:val="666666"/>
         <w:sz w:val="18"/>
       </w:rPr>
@@ -4869,7 +5089,7 @@
     </w:r>
     <w:r>
       <w:rPr>
-        <w:rFonts w:ascii="FangSong_GB2312" w:hAnsi="FangSong_GB2312" w:eastAsia="FangSong_GB2312" w:cs="FangSong_GB2312"/>
+        <w:rFonts w:ascii="Songti SC" w:hAnsi="Songti SC" w:eastAsia="Songti SC" w:cs="Songti SC"/>
         <w:color w:val="666666"/>
         <w:sz w:val="18"/>
       </w:rPr>
@@ -4888,7 +5108,7 @@
     </w:pPr>
     <w:r>
       <w:rPr>
-        <w:rFonts w:ascii="FangSong_GB2312" w:hAnsi="FangSong_GB2312" w:eastAsia="FangSong_GB2312" w:cs="FangSong_GB2312"/>
+        <w:rFonts w:ascii="Songti SC" w:hAnsi="Songti SC" w:eastAsia="Songti SC" w:cs="Songti SC"/>
         <w:color w:val="666666"/>
         <w:sz w:val="17"/>
       </w:rPr>
@@ -5303,7 +5523,7 @@
       <w:spacing w:before="0" w:after="120" w:line="300" w:lineRule="auto"/>
     </w:pPr>
     <w:rPr>
-      <w:rFonts w:ascii="FangSong_GB2312" w:hAnsi="FangSong_GB2312" w:eastAsia="FangSong_GB2312" w:cs="FangSong_GB2312"/>
+      <w:rFonts w:ascii="Songti SC" w:hAnsi="Songti SC" w:eastAsia="Songti SC" w:cs="Songti SC"/>
       <w:sz w:val="22"/>
     </w:rPr>
   </w:style>
@@ -5366,7 +5586,7 @@
       <w:outlineLvl w:val="0"/>
     </w:pPr>
     <w:rPr>
-      <w:rFonts w:asciiTheme="majorHAnsi" w:eastAsiaTheme="majorEastAsia" w:hAnsiTheme="majorHAnsi" w:cstheme="majorBidi" w:ascii="FangSong_GB2312" w:hAnsi="FangSong_GB2312" w:eastAsia="FangSong_GB2312" w:cs="FangSong_GB2312"/>
+      <w:rFonts w:asciiTheme="majorHAnsi" w:eastAsiaTheme="majorEastAsia" w:hAnsiTheme="majorHAnsi" w:cstheme="majorBidi" w:ascii="Songti SC" w:hAnsi="Songti SC" w:eastAsia="Songti SC" w:cs="Songti SC"/>
       <w:b/>
       <w:bCs/>
       <w:color w:val="2E74B5"/>
@@ -5390,7 +5610,7 @@
       <w:outlineLvl w:val="1"/>
     </w:pPr>
     <w:rPr>
-      <w:rFonts w:asciiTheme="majorHAnsi" w:eastAsiaTheme="majorEastAsia" w:hAnsiTheme="majorHAnsi" w:cstheme="majorBidi" w:ascii="FangSong_GB2312" w:hAnsi="FangSong_GB2312" w:eastAsia="FangSong_GB2312" w:cs="FangSong_GB2312"/>
+      <w:rFonts w:asciiTheme="majorHAnsi" w:eastAsiaTheme="majorEastAsia" w:hAnsiTheme="majorHAnsi" w:cstheme="majorBidi" w:ascii="Songti SC" w:hAnsi="Songti SC" w:eastAsia="Songti SC" w:cs="Songti SC"/>
       <w:b/>
       <w:bCs/>
       <w:color w:val="2E74B5"/>
@@ -5414,7 +5634,7 @@
       <w:outlineLvl w:val="2"/>
     </w:pPr>
     <w:rPr>
-      <w:rFonts w:asciiTheme="majorHAnsi" w:eastAsiaTheme="majorEastAsia" w:hAnsiTheme="majorHAnsi" w:cstheme="majorBidi" w:ascii="FangSong_GB2312" w:hAnsi="FangSong_GB2312" w:eastAsia="FangSong_GB2312" w:cs="FangSong_GB2312"/>
+      <w:rFonts w:asciiTheme="majorHAnsi" w:eastAsiaTheme="majorEastAsia" w:hAnsiTheme="majorHAnsi" w:cstheme="majorBidi" w:ascii="Songti SC" w:hAnsi="Songti SC" w:eastAsia="Songti SC" w:cs="Songti SC"/>
       <w:b/>
       <w:bCs/>
       <w:color w:val="1F4D78"/>
@@ -5658,7 +5878,7 @@
       <w:jc w:val="center"/>
     </w:pPr>
     <w:rPr>
-      <w:rFonts w:asciiTheme="majorHAnsi" w:eastAsiaTheme="majorEastAsia" w:hAnsiTheme="majorHAnsi" w:cstheme="majorBidi" w:ascii="FangSong_GB2312" w:hAnsi="FangSong_GB2312" w:eastAsia="FangSong_GB2312" w:cs="FangSong_GB2312"/>
+      <w:rFonts w:asciiTheme="majorHAnsi" w:eastAsiaTheme="majorEastAsia" w:hAnsiTheme="majorHAnsi" w:cstheme="majorBidi" w:ascii="Songti SC" w:hAnsi="Songti SC" w:eastAsia="Songti SC" w:cs="Songti SC"/>
       <w:b w:val="0"/>
       <w:color w:val="000000"/>
       <w:spacing w:val="5"/>
@@ -5842,7 +6062,7 @@
       <w:contextualSpacing/>
     </w:pPr>
     <w:rPr>
-      <w:rFonts w:ascii="FangSong_GB2312" w:hAnsi="FangSong_GB2312" w:eastAsia="FangSong_GB2312" w:cs="FangSong_GB2312"/>
+      <w:rFonts w:ascii="Songti SC" w:hAnsi="Songti SC" w:eastAsia="Songti SC" w:cs="Songti SC"/>
       <w:sz w:val="22"/>
     </w:rPr>
   </w:style>
@@ -5887,7 +6107,7 @@
       <w:contextualSpacing/>
     </w:pPr>
     <w:rPr>
-      <w:rFonts w:ascii="FangSong_GB2312" w:hAnsi="FangSong_GB2312" w:eastAsia="FangSong_GB2312" w:cs="FangSong_GB2312"/>
+      <w:rFonts w:ascii="Songti SC" w:hAnsi="Songti SC" w:eastAsia="Songti SC" w:cs="Songti SC"/>
       <w:sz w:val="22"/>
     </w:rPr>
   </w:style>
